--- a/paper/ray-resilience-oasis2026-draft.docx
+++ b/paper/ray-resilience-oasis2026-draft.docx
@@ -90,13 +90,7 @@
         <w:t xml:space="preserve">accountability</w:t>
       </w:r>
       <w:r>
-        <w:t xml:space="preserve">: a</w:t>
-      </w:r>
-      <w:r>
-        <w:t xml:space="preserve"> </w:t>
-      </w:r>
-      <w:r>
-        <w:t xml:space="preserve">risk-analyst agent that operates inside the</w:t>
+        <w:t xml:space="preserve">: a risk-analyst agent that operates inside the</w:t>
       </w:r>
       <w:r>
         <w:t xml:space="preserve"> </w:t>
@@ -109,55 +103,49 @@
         <w:t xml:space="preserve">Steward Harness</w:t>
       </w:r>
       <w:r>
-        <w:t xml:space="preserve">, a</w:t>
-      </w:r>
-      <w:r>
-        <w:t xml:space="preserve"> </w:t>
-      </w:r>
-      <w:r>
-        <w:t xml:space="preserve">technical layer that enforces outcome, process, and institutional</w:t>
-      </w:r>
-      <w:r>
-        <w:t xml:space="preserve"> </w:t>
-      </w:r>
-      <w:r>
-        <w:t xml:space="preserve">validity during operation rather than promising them in prose. Every</w:t>
-      </w:r>
-      <w:r>
-        <w:t xml:space="preserve"> </w:t>
-      </w:r>
-      <w:r>
-        <w:t xml:space="preserve">artifact is hashed into an append-only audit log; a declarative claim</w:t>
-      </w:r>
-      <w:r>
-        <w:t xml:space="preserve"> </w:t>
-      </w:r>
-      <w:r>
-        <w:t xml:space="preserve">policy scopes what the agent may assert by role, evidence tier, spatial</w:t>
-      </w:r>
-      <w:r>
-        <w:t xml:space="preserve"> </w:t>
-      </w:r>
-      <w:r>
-        <w:t xml:space="preserve">resolution, and geographic authority; a separate distribution policy</w:t>
-      </w:r>
-      <w:r>
-        <w:t xml:space="preserve"> </w:t>
-      </w:r>
-      <w:r>
-        <w:t xml:space="preserve">scopes what a build may publish, verified by a CI gate that fails the</w:t>
-      </w:r>
-      <w:r>
-        <w:t xml:space="preserve"> </w:t>
-      </w:r>
-      <w:r>
-        <w:t xml:space="preserve">deploy on violation; and every factual sentence must cite an artifact</w:t>
-      </w:r>
-      <w:r>
-        <w:t xml:space="preserve"> </w:t>
-      </w:r>
-      <w:r>
-        <w:t xml:space="preserve">identifier or be refused. A third axis,</w:t>
+        <w:t xml:space="preserve">, a technical layer that enforces outcome, process,</w:t>
+      </w:r>
+      <w:r>
+        <w:t xml:space="preserve"> </w:t>
+      </w:r>
+      <w:r>
+        <w:t xml:space="preserve">and institutional validity during operation rather than promising them in</w:t>
+      </w:r>
+      <w:r>
+        <w:t xml:space="preserve"> </w:t>
+      </w:r>
+      <w:r>
+        <w:t xml:space="preserve">prose. Every artifact is hashed into an append-only audit log; a</w:t>
+      </w:r>
+      <w:r>
+        <w:t xml:space="preserve"> </w:t>
+      </w:r>
+      <w:r>
+        <w:t xml:space="preserve">declarative claim policy scopes what the agent may assert by role,</w:t>
+      </w:r>
+      <w:r>
+        <w:t xml:space="preserve"> </w:t>
+      </w:r>
+      <w:r>
+        <w:t xml:space="preserve">evidence tier, spatial resolution, and geographic authority; a separate</w:t>
+      </w:r>
+      <w:r>
+        <w:t xml:space="preserve"> </w:t>
+      </w:r>
+      <w:r>
+        <w:t xml:space="preserve">distribution policy scopes what a build may publish, verified by a CI</w:t>
+      </w:r>
+      <w:r>
+        <w:t xml:space="preserve"> </w:t>
+      </w:r>
+      <w:r>
+        <w:t xml:space="preserve">gate that fails the deploy on violation; every factual sentence must cite</w:t>
+      </w:r>
+      <w:r>
+        <w:t xml:space="preserve"> </w:t>
+      </w:r>
+      <w:r>
+        <w:t xml:space="preserve">an artifact identifier or be refused; and a</w:t>
       </w:r>
       <w:r>
         <w:t xml:space="preserve"> </w:t>
@@ -168,6 +156,12 @@
           <w:iCs/>
         </w:rPr>
         <w:t xml:space="preserve">verifiability</w:t>
+      </w:r>
+      <w:r>
+        <w:t xml:space="preserve"> </w:t>
+      </w:r>
+      <w:r>
+        <w:t xml:space="preserve">axis</w:t>
       </w:r>
       <w:r>
         <w:t xml:space="preserve"> </w:t>
@@ -207,79 +201,122 @@
         <w:t xml:space="preserve"> </w:t>
       </w:r>
       <w:r>
-        <w:t xml:space="preserve">cited-only), states what a reader can do</w:t>
-      </w:r>
-      <w:r>
-        <w:t xml:space="preserve"> </w:t>
-      </w:r>
-      <w:r>
-        <w:t xml:space="preserve">to check a claim, including the case where license terms forbid</w:t>
-      </w:r>
-      <w:r>
-        <w:t xml:space="preserve"> </w:t>
-      </w:r>
-      <w:r>
-        <w:t xml:space="preserve">retaining the evidence at all. We exercise the harness on a nationwide</w:t>
-      </w:r>
-      <w:r>
-        <w:t xml:space="preserve"> </w:t>
-      </w:r>
-      <w:r>
-        <w:t xml:space="preserve">hourly hazard watch (USGS, NWS, NHC, NIFC) and three deep cases across</w:t>
-      </w:r>
-      <w:r>
-        <w:t xml:space="preserve"> </w:t>
-      </w:r>
-      <w:r>
-        <w:t xml:space="preserve">two hazard types — the 2025 Eaton Fire, Hurricane Milton (2024), and</w:t>
-      </w:r>
-      <w:r>
-        <w:t xml:space="preserve"> </w:t>
-      </w:r>
-      <w:r>
-        <w:t xml:space="preserve">Hurricane Ian (2022) — joining ground-truth structure damage, county</w:t>
-      </w:r>
-      <w:r>
-        <w:t xml:space="preserve"> </w:t>
-      </w:r>
-      <w:r>
-        <w:t xml:space="preserve">debris volumes, social vulnerability, 2020 census population, and</w:t>
-      </w:r>
-      <w:r>
-        <w:t xml:space="preserve"> </w:t>
-      </w:r>
-      <w:r>
-        <w:t xml:space="preserve">reliability-gated cross-view street imagery on H3 grids, delivered through an installable, keyless</w:t>
-      </w:r>
-      <w:r>
-        <w:t xml:space="preserve"> </w:t>
-      </w:r>
-      <w:r>
-        <w:t xml:space="preserve">web app with resident and planner modes. The test suite doubles as a</w:t>
-      </w:r>
-      <w:r>
-        <w:t xml:space="preserve"> </w:t>
-      </w:r>
-      <w:r>
-        <w:t xml:space="preserve">verifiable evaluation environment (362 tests in CI), and the audit</w:t>
-      </w:r>
-      <w:r>
-        <w:t xml:space="preserve"> </w:t>
-      </w:r>
-      <w:r>
-        <w:t xml:space="preserve">record preserves two incidents where the harness caught the system</w:t>
-      </w:r>
-      <w:r>
-        <w:t xml:space="preserve"> </w:t>
-      </w:r>
-      <w:r>
-        <w:t xml:space="preserve">violating its own rules — evidence, we argue, that the mechanism does</w:t>
-      </w:r>
-      <w:r>
-        <w:t xml:space="preserve"> </w:t>
-      </w:r>
-      <w:r>
-        <w:t xml:space="preserve">work that documentation alone does not.</w:t>
+        <w:t xml:space="preserve">cited-only) states what a reader can do to</w:t>
+      </w:r>
+      <w:r>
+        <w:t xml:space="preserve"> </w:t>
+      </w:r>
+      <w:r>
+        <w:t xml:space="preserve">check a claim. We exercise the harness on a nationwide hourly hazard</w:t>
+      </w:r>
+      <w:r>
+        <w:t xml:space="preserve"> </w:t>
+      </w:r>
+      <w:r>
+        <w:t xml:space="preserve">watch and three deep cases across two hazard types — the 2025 Eaton</w:t>
+      </w:r>
+      <w:r>
+        <w:t xml:space="preserve"> </w:t>
+      </w:r>
+      <w:r>
+        <w:t xml:space="preserve">Fire, Hurricane Milton (2024), and Hurricane Ian (2022) — delivered</w:t>
+      </w:r>
+      <w:r>
+        <w:t xml:space="preserve"> </w:t>
+      </w:r>
+      <w:r>
+        <w:t xml:space="preserve">through an installable, keyless web app with resident and planner modes.</w:t>
+      </w:r>
+      <w:r>
+        <w:t xml:space="preserve"> </w:t>
+      </w:r>
+      <w:r>
+        <w:t xml:space="preserve">We then ask what it takes for a vision–language model’s output to count</w:t>
+      </w:r>
+      <w:r>
+        <w:t xml:space="preserve"> </w:t>
+      </w:r>
+      <w:r>
+        <w:t xml:space="preserve">as evidence. Six open VLMs, served locally on one 24 GB GPU, graded</w:t>
+      </w:r>
+      <w:r>
+        <w:t xml:space="preserve"> </w:t>
+      </w:r>
+      <w:r>
+        <w:t xml:space="preserve">1</w:t>
+      </w:r>
+      <w:r>
+        <w:t xml:space="preserve">,</w:t>
+      </w:r>
+      <w:r>
+        <w:t xml:space="preserve">225 street-view images and image pairs per model across the three</w:t>
+      </w:r>
+      <w:r>
+        <w:t xml:space="preserve"> </w:t>
+      </w:r>
+      <w:r>
+        <w:t xml:space="preserve">cases under verbatim published prompts; every prediction is a hashed</w:t>
+      </w:r>
+      <w:r>
+        <w:t xml:space="preserve"> </w:t>
+      </w:r>
+      <w:r>
+        <w:t xml:space="preserve">record, thresholds fail closed, and the resulting grids are flagged</w:t>
+      </w:r>
+      <w:r>
+        <w:t xml:space="preserve"> </w:t>
+      </w:r>
+      <w:r>
+        <w:rPr>
+          <w:i/>
+          <w:iCs/>
+        </w:rPr>
+        <w:t xml:space="preserve">model-derived</w:t>
+      </w:r>
+      <w:r>
+        <w:t xml:space="preserve">: publishable as an evaluation, unusable as a claim.</w:t>
+      </w:r>
+      <w:r>
+        <w:t xml:space="preserve"> </w:t>
+      </w:r>
+      <w:r>
+        <w:t xml:space="preserve">Single-image grading comes within two points of closed commercial</w:t>
+      </w:r>
+      <w:r>
+        <w:t xml:space="preserve"> </w:t>
+      </w:r>
+      <w:r>
+        <w:t xml:space="preserve">models; pre/post change grading does not, and each model fails with a</w:t>
+      </w:r>
+      <w:r>
+        <w:t xml:space="preserve"> </w:t>
+      </w:r>
+      <w:r>
+        <w:t xml:space="preserve">different fixed class bias. The test suite doubles as a verifiable</w:t>
+      </w:r>
+      <w:r>
+        <w:t xml:space="preserve"> </w:t>
+      </w:r>
+      <w:r>
+        <w:t xml:space="preserve">evaluation environment (363 Python and 67 app tests in CI), and the</w:t>
+      </w:r>
+      <w:r>
+        <w:t xml:space="preserve"> </w:t>
+      </w:r>
+      <w:r>
+        <w:t xml:space="preserve">audit record preserves three incidents where the harness caught the</w:t>
+      </w:r>
+      <w:r>
+        <w:t xml:space="preserve"> </w:t>
+      </w:r>
+      <w:r>
+        <w:t xml:space="preserve">system violating its own rules — evidence, we argue, that the mechanism</w:t>
+      </w:r>
+      <w:r>
+        <w:t xml:space="preserve"> </w:t>
+      </w:r>
+      <w:r>
+        <w:t xml:space="preserve">does work that documentation alone does not.</w:t>
       </w:r>
     </w:p>
     <w:p>
@@ -297,7 +334,7 @@
         <w:t xml:space="preserve"> </w:t>
       </w:r>
       <w:r>
-        <w:t xml:space="preserve">GeoAI agents, accountability, disaster resilience, social vulnerability, provenance, policy enforcement, H3</w:t>
+        <w:t xml:space="preserve">GeoAI agents, accountability, disaster resilience, social vulnerability, provenance, policy enforcement, vision–language models, H3</w:t>
       </w:r>
     </w:p>
     <w:bookmarkStart w:id="11" w:name="introduction"/>
@@ -353,7 +390,7 @@
           <w:rPr>
             <w:rStyle w:val="Hyperlink"/>
           </w:rPr>
-          <w:t xml:space="preserve">6</w:t>
+          <w:t xml:space="preserve">7</w:t>
         </w:r>
       </w:hyperlink>
       <w:r>
@@ -429,7 +466,7 @@
           <w:rPr>
             <w:rStyle w:val="Hyperlink"/>
           </w:rPr>
-          <w:t xml:space="preserve">5</w:t>
+          <w:t xml:space="preserve">6</w:t>
         </w:r>
       </w:hyperlink>
       <w:r>
@@ -630,13 +667,56 @@
         <w:t xml:space="preserve"> </w:t>
       </w:r>
       <w:r>
-        <w:t xml:space="preserve">(3) a test suite designed as a verifiable evaluation environment, and an</w:t>
-      </w:r>
-      <w:r>
-        <w:t xml:space="preserve"> </w:t>
-      </w:r>
-      <w:r>
-        <w:t xml:space="preserve">append-only audit record that preserves two self-caught violations —</w:t>
+        <w:t xml:space="preserve">(3) a treatment of model output as</w:t>
+      </w:r>
+      <w:r>
+        <w:t xml:space="preserve"> </w:t>
+      </w:r>
+      <w:r>
+        <w:rPr>
+          <w:i/>
+          <w:iCs/>
+        </w:rPr>
+        <w:t xml:space="preserve">governed evidence</w:t>
+      </w:r>
+      <w:r>
+        <w:t xml:space="preserve">: six open</w:t>
+      </w:r>
+      <w:r>
+        <w:t xml:space="preserve"> </w:t>
+      </w:r>
+      <w:r>
+        <w:t xml:space="preserve">vision–language models evaluated on 1</w:t>
+      </w:r>
+      <w:r>
+        <w:t xml:space="preserve">,</w:t>
+      </w:r>
+      <w:r>
+        <w:t xml:space="preserve">225 labelled samples per model</w:t>
+      </w:r>
+      <w:r>
+        <w:t xml:space="preserve"> </w:t>
+      </w:r>
+      <w:r>
+        <w:t xml:space="preserve">across the three cases, with every prediction recorded, thresholds that</w:t>
+      </w:r>
+      <w:r>
+        <w:t xml:space="preserve"> </w:t>
+      </w:r>
+      <w:r>
+        <w:t xml:space="preserve">fail closed, and results that the agent is forbidden to cite;</w:t>
+      </w:r>
+      <w:r>
+        <w:t xml:space="preserve"> </w:t>
+      </w:r>
+      <w:r>
+        <w:t xml:space="preserve">(4) a test suite designed as a verifiable evaluation environment, and an</w:t>
+      </w:r>
+      <w:r>
+        <w:t xml:space="preserve"> </w:t>
+      </w:r>
+      <w:r>
+        <w:t xml:space="preserve">append-only audit record that preserves three self-caught violations —</w:t>
       </w:r>
       <w:r>
         <w:t xml:space="preserve"> </w:t>
@@ -826,37 +906,25 @@
         <w:t xml:space="preserve"> </w:t>
       </w:r>
       <w:r>
-        <w:t xml:space="preserve">from any map layer back to timestamped source snapshots. Audit logs are</w:t>
-      </w:r>
-      <w:r>
-        <w:t xml:space="preserve"> </w:t>
-      </w:r>
-      <w:r>
-        <w:t xml:space="preserve">treated as immutable: when run-grouping logic later changed, the reader</w:t>
-      </w:r>
-      <w:r>
-        <w:t xml:space="preserve"> </w:t>
-      </w:r>
-      <w:r>
-        <w:t xml:space="preserve">was taught to recover runs from structural markers rather than the logs</w:t>
-      </w:r>
-      <w:r>
-        <w:t xml:space="preserve"> </w:t>
-      </w:r>
-      <w:r>
-        <w:t xml:space="preserve">being rewritten. The gateway’s own audit is redacted by one rule — it</w:t>
-      </w:r>
-      <w:r>
-        <w:t xml:space="preserve"> </w:t>
-      </w:r>
-      <w:r>
-        <w:t xml:space="preserve">holds no finer location than the claim plane lets any answer use: a</w:t>
-      </w:r>
-      <w:r>
-        <w:t xml:space="preserve"> </w:t>
-      </w:r>
-      <w:r>
-        <w:t xml:space="preserve">point is stored as its H3 r9 cell, an area’s corners rounded to</w:t>
+        <w:t xml:space="preserve">from any map layer back to timestamped source snapshots. The gateway’s</w:t>
+      </w:r>
+      <w:r>
+        <w:t xml:space="preserve"> </w:t>
+      </w:r>
+      <w:r>
+        <w:t xml:space="preserve">own audit is redacted by one rule — it holds no finer location than the</w:t>
+      </w:r>
+      <w:r>
+        <w:t xml:space="preserve"> </w:t>
+      </w:r>
+      <w:r>
+        <w:t xml:space="preserve">claim plane lets any answer use: a point is stored as its H3 r9 cell, an</w:t>
+      </w:r>
+      <w:r>
+        <w:t xml:space="preserve"> </w:t>
+      </w:r>
+      <w:r>
+        <w:t xml:space="preserve">area’s corners rounded to</w:t>
       </w:r>
       <w:r>
         <w:t xml:space="preserve"> </w:t>
@@ -870,19 +938,19 @@
         </m:r>
       </m:oMath>
       <w:r>
-        <w:t xml:space="preserve">110 m, and the question as sha256 plus length, so a caller can</w:t>
-      </w:r>
-      <w:r>
-        <w:t xml:space="preserve"> </w:t>
-      </w:r>
-      <w:r>
-        <w:t xml:space="preserve">prove their question produced a row without the log retaining what a</w:t>
-      </w:r>
-      <w:r>
-        <w:t xml:space="preserve"> </w:t>
-      </w:r>
-      <w:r>
-        <w:t xml:space="preserve">resident typed about their own home.</w:t>
+        <w:t xml:space="preserve">110 m, and the question as sha256 plus</w:t>
+      </w:r>
+      <w:r>
+        <w:t xml:space="preserve"> </w:t>
+      </w:r>
+      <w:r>
+        <w:t xml:space="preserve">length, so a caller can prove their question produced a row without the</w:t>
+      </w:r>
+      <w:r>
+        <w:t xml:space="preserve"> </w:t>
+      </w:r>
+      <w:r>
+        <w:t xml:space="preserve">log retaining what a resident typed about their own home.</w:t>
       </w:r>
     </w:p>
     <w:p>
@@ -999,13 +1067,40 @@
         <w:t xml:space="preserve"> </w:t>
       </w:r>
       <w:r>
-        <w:t xml:space="preserve">violation. Section 4 explains why the second plane</w:t>
-      </w:r>
-      <w:r>
-        <w:t xml:space="preserve"> </w:t>
-      </w:r>
-      <w:r>
-        <w:t xml:space="preserve">exists.</w:t>
+        <w:t xml:space="preserve">violation. One</w:t>
+      </w:r>
+      <w:r>
+        <w:t xml:space="preserve"> </w:t>
+      </w:r>
+      <w:r>
+        <w:rPr>
+          <w:rStyle w:val="VerbatimChar"/>
+        </w:rPr>
+        <w:t xml:space="preserve">published_events</w:t>
+      </w:r>
+      <w:r>
+        <w:t xml:space="preserve"> </w:t>
+      </w:r>
+      <w:r>
+        <w:t xml:space="preserve">list feeds both planes, so the</w:t>
+      </w:r>
+      <w:r>
+        <w:t xml:space="preserve"> </w:t>
+      </w:r>
+      <w:r>
+        <w:t xml:space="preserve">agent cannot read what the publisher withholds.</w:t>
+      </w:r>
+      <w:r>
+        <w:t xml:space="preserve"> </w:t>
+      </w:r>
+      <w:r>
+        <w:t xml:space="preserve">Section 5 explains why the second plane and that</w:t>
+      </w:r>
+      <w:r>
+        <w:t xml:space="preserve"> </w:t>
+      </w:r>
+      <w:r>
+        <w:t xml:space="preserve">shared list exist.</w:t>
       </w:r>
     </w:p>
     <w:p>
@@ -1234,19 +1329,25 @@
         <w:t xml:space="preserve"> </w:t>
       </w:r>
       <w:r>
-        <w:t xml:space="preserve">rule. The axis earns its keep where retention is forbidden: map-platform terms disallow storing map content, which is structurally</w:t>
-      </w:r>
-      <w:r>
-        <w:t xml:space="preserve"> </w:t>
-      </w:r>
-      <w:r>
-        <w:t xml:space="preserve">incompatible with proving traceability by hashing inputs. The harness</w:t>
-      </w:r>
-      <w:r>
-        <w:t xml:space="preserve"> </w:t>
-      </w:r>
-      <w:r>
-        <w:t xml:space="preserve">resolves this by attesting to the</w:t>
+        <w:t xml:space="preserve">rule. The axis earns its keep where retention is forbidden: map-platform</w:t>
+      </w:r>
+      <w:r>
+        <w:t xml:space="preserve"> </w:t>
+      </w:r>
+      <w:r>
+        <w:t xml:space="preserve">terms disallow storing map content, which is structurally incompatible</w:t>
+      </w:r>
+      <w:r>
+        <w:t xml:space="preserve"> </w:t>
+      </w:r>
+      <w:r>
+        <w:t xml:space="preserve">with proving traceability by hashing inputs. The harness resolves this</w:t>
+      </w:r>
+      <w:r>
+        <w:t xml:space="preserve"> </w:t>
+      </w:r>
+      <w:r>
+        <w:t xml:space="preserve">by attesting to the</w:t>
       </w:r>
       <w:r>
         <w:t xml:space="preserve"> </w:t>
@@ -1262,37 +1363,43 @@
         <w:t xml:space="preserve"> </w:t>
       </w:r>
       <w:r>
-        <w:t xml:space="preserve">plus a response digest</w:t>
-      </w:r>
-      <w:r>
-        <w:t xml:space="preserve"> </w:t>
-      </w:r>
-      <w:r>
-        <w:t xml:space="preserve">— a lookup record that is publishable precisely because it holds no</w:t>
-      </w:r>
-      <w:r>
-        <w:t xml:space="preserve"> </w:t>
-      </w:r>
-      <w:r>
-        <w:t xml:space="preserve">content — and a containment property test enforces that no response</w:t>
-      </w:r>
-      <w:r>
-        <w:t xml:space="preserve"> </w:t>
-      </w:r>
-      <w:r>
-        <w:t xml:space="preserve">payload ever reaches the audit record. Grounded free-text generation is</w:t>
-      </w:r>
-      <w:r>
-        <w:t xml:space="preserve"> </w:t>
-      </w:r>
-      <w:r>
-        <w:t xml:space="preserve">not reproducible even at temperature zero, so it falls through to</w:t>
-      </w:r>
-      <w:r>
-        <w:t xml:space="preserve"> </w:t>
-      </w:r>
-      <w:r>
-        <w:t xml:space="preserve">default-deny: the citable unit is the citation, never the prose. The</w:t>
+        <w:t xml:space="preserve">plus a response digest — a lookup</w:t>
+      </w:r>
+      <w:r>
+        <w:t xml:space="preserve"> </w:t>
+      </w:r>
+      <w:r>
+        <w:t xml:space="preserve">record that is publishable precisely because it holds no content — and</w:t>
+      </w:r>
+      <w:r>
+        <w:t xml:space="preserve"> </w:t>
+      </w:r>
+      <w:r>
+        <w:t xml:space="preserve">a containment property test enforces that no response payload ever</w:t>
+      </w:r>
+      <w:r>
+        <w:t xml:space="preserve"> </w:t>
+      </w:r>
+      <w:r>
+        <w:t xml:space="preserve">reaches the audit record. Grounded free-text generation is not</w:t>
+      </w:r>
+      <w:r>
+        <w:t xml:space="preserve"> </w:t>
+      </w:r>
+      <w:r>
+        <w:t xml:space="preserve">reproducible even at temperature zero, so it falls through to</w:t>
+      </w:r>
+      <w:r>
+        <w:t xml:space="preserve"> </w:t>
+      </w:r>
+      <w:r>
+        <w:t xml:space="preserve">default-deny: the citable unit is the citation, never the prose. A</w:t>
+      </w:r>
+      <w:r>
+        <w:t xml:space="preserve"> </w:t>
+      </w:r>
+      <w:r>
+        <w:t xml:space="preserve">fourth value,</w:t>
       </w:r>
       <w:r>
         <w:t xml:space="preserve"> </w:t>
@@ -1301,46 +1408,22 @@
         <w:rPr>
           <w:rStyle w:val="VerbatimChar"/>
         </w:rPr>
-        <w:t xml:space="preserve">license</w:t>
-      </w:r>
-      <w:r>
-        <w:t xml:space="preserve"> </w:t>
-      </w:r>
-      <w:r>
-        <w:t xml:space="preserve">attribute is exercised in production by a fourth value</w:t>
-      </w:r>
-      <w:r>
-        <w:t xml:space="preserve"> </w:t>
-      </w:r>
-      <w:r>
-        <w:t xml:space="preserve">—</w:t>
-      </w:r>
-      <w:r>
-        <w:t xml:space="preserve"> </w:t>
-      </w:r>
-      <w:r>
-        <w:rPr>
-          <w:rStyle w:val="VerbatimChar"/>
-        </w:rPr>
         <w:t xml:space="preserve">open-license-attribution</w:t>
       </w:r>
       <w:r>
-        <w:t xml:space="preserve"> </w:t>
-      </w:r>
-      <w:r>
-        <w:t xml:space="preserve">— for OSM-derived facility</w:t>
-      </w:r>
-      <w:r>
-        <w:t xml:space="preserve"> </w:t>
-      </w:r>
-      <w:r>
-        <w:t xml:space="preserve">context (ODbL): redistributable, but only with its attribution, which</w:t>
-      </w:r>
-      <w:r>
-        <w:t xml:space="preserve"> </w:t>
-      </w:r>
-      <w:r>
-        <w:t xml:space="preserve">therefore travels inside the artifact itself.</w:t>
+        <w:t xml:space="preserve">, is exercised in</w:t>
+      </w:r>
+      <w:r>
+        <w:t xml:space="preserve"> </w:t>
+      </w:r>
+      <w:r>
+        <w:t xml:space="preserve">production for OSM-derived facility context (ODbL): redistributable, but</w:t>
+      </w:r>
+      <w:r>
+        <w:t xml:space="preserve"> </w:t>
+      </w:r>
+      <w:r>
+        <w:t xml:space="preserve">only with its attribution, which therefore travels inside the artifact.</w:t>
       </w:r>
     </w:p>
     <w:p>
@@ -1637,13 +1720,7 @@
         <w:t xml:space="preserve"> </w:t>
       </w:r>
       <w:r>
-        <w:t xml:space="preserve">Day-1 flash-flood outlook (NOAA/WPC Excessive Rainfall Outlook, public</w:t>
-      </w:r>
-      <w:r>
-        <w:t xml:space="preserve"> </w:t>
-      </w:r>
-      <w:r>
-        <w:t xml:space="preserve">domain) publishes as a</w:t>
+        <w:t xml:space="preserve">Day-1 flash-flood outlook (NOAA/WPC, public domain) publishes as a</w:t>
       </w:r>
       <w:r>
         <w:t xml:space="preserve"> </w:t>
@@ -1659,25 +1736,19 @@
         <w:t xml:space="preserve"> </w:t>
       </w:r>
       <w:r>
-        <w:t xml:space="preserve">product beside the watch —</w:t>
-      </w:r>
-      <w:r>
-        <w:t xml:space="preserve"> </w:t>
-      </w:r>
-      <w:r>
-        <w:t xml:space="preserve">polygons and a forecast, never merged into the point layer — carrying</w:t>
-      </w:r>
-      <w:r>
-        <w:t xml:space="preserve"> </w:t>
-      </w:r>
-      <w:r>
-        <w:t xml:space="preserve">its own declared boundary: outlook only, no damage conclusions, never a</w:t>
-      </w:r>
-      <w:r>
-        <w:t xml:space="preserve"> </w:t>
-      </w:r>
-      <w:r>
-        <w:t xml:space="preserve">replacement for official warnings.</w:t>
+        <w:t xml:space="preserve">product beside the watch, carrying its own declared</w:t>
+      </w:r>
+      <w:r>
+        <w:t xml:space="preserve"> </w:t>
+      </w:r>
+      <w:r>
+        <w:t xml:space="preserve">boundary: outlook only, no damage conclusions, never a replacement for</w:t>
+      </w:r>
+      <w:r>
+        <w:t xml:space="preserve"> </w:t>
+      </w:r>
+      <w:r>
+        <w:t xml:space="preserve">official warnings.</w:t>
       </w:r>
     </w:p>
     <w:p>
@@ -2178,13 +2249,13 @@
       </w:r>
     </w:p>
     <w:bookmarkEnd w:id="25"/>
-    <w:bookmarkStart w:id="26" w:name="sec:incidents"/>
+    <w:bookmarkStart w:id="27" w:name="sec:vlm"/>
     <w:p>
       <w:pPr>
         <w:pStyle w:val="Heading1"/>
       </w:pPr>
       <w:r>
-        <w:t xml:space="preserve">The Harness Catching Its Own System</w:t>
+        <w:t xml:space="preserve">Model Output as Governed Evidence</w:t>
       </w:r>
     </w:p>
     <w:p>
@@ -2192,13 +2263,88 @@
         <w:pStyle w:val="FirstParagraph"/>
       </w:pPr>
       <w:r>
-        <w:t xml:space="preserve">Two preserved incidents are, we believe, the strongest evidence the</w:t>
-      </w:r>
-      <w:r>
-        <w:t xml:space="preserve"> </w:t>
-      </w:r>
-      <w:r>
-        <w:t xml:space="preserve">mechanism does real work.</w:t>
+        <w:t xml:space="preserve">The obvious next step for any imagery-rich disaster system is to let a</w:t>
+      </w:r>
+      <w:r>
+        <w:t xml:space="preserve"> </w:t>
+      </w:r>
+      <w:r>
+        <w:t xml:space="preserve">vision–language model (VLM) grade damage. The harness turns that step</w:t>
+      </w:r>
+      <w:r>
+        <w:t xml:space="preserve"> </w:t>
+      </w:r>
+      <w:r>
+        <w:t xml:space="preserve">into a question: under what conditions may a model’s guess become</w:t>
+      </w:r>
+      <w:r>
+        <w:t xml:space="preserve"> </w:t>
+      </w:r>
+      <w:r>
+        <w:t xml:space="preserve">evidence? Our answer is mechanical. Model output is a distinct evidence</w:t>
+      </w:r>
+      <w:r>
+        <w:t xml:space="preserve"> </w:t>
+      </w:r>
+      <w:r>
+        <w:t xml:space="preserve">class,</w:t>
+      </w:r>
+      <w:r>
+        <w:t xml:space="preserve"> </w:t>
+      </w:r>
+      <w:r>
+        <w:rPr>
+          <w:rStyle w:val="VerbatimChar"/>
+        </w:rPr>
+        <w:t xml:space="preserve">model_derived</w:t>
+      </w:r>
+      <w:r>
+        <w:t xml:space="preserve">, that carries its own measured accuracy</w:t>
+      </w:r>
+      <w:r>
+        <w:t xml:space="preserve"> </w:t>
+      </w:r>
+      <w:r>
+        <w:t xml:space="preserve">alongside it or carries nothing; no claim-plane rule authorizes a claim</w:t>
+      </w:r>
+      <w:r>
+        <w:t xml:space="preserve"> </w:t>
+      </w:r>
+      <w:r>
+        <w:t xml:space="preserve">from it; and the agent’s evidence store refuses to load it. The</w:t>
+      </w:r>
+      <w:r>
+        <w:t xml:space="preserve"> </w:t>
+      </w:r>
+      <w:r>
+        <w:t xml:space="preserve">numbers below are therefore published as an</w:t>
+      </w:r>
+      <w:r>
+        <w:t xml:space="preserve"> </w:t>
+      </w:r>
+      <w:r>
+        <w:rPr>
+          <w:i/>
+          <w:iCs/>
+        </w:rPr>
+        <w:t xml:space="preserve">evaluation of a</w:t>
+      </w:r>
+      <w:r>
+        <w:rPr>
+          <w:i/>
+          <w:iCs/>
+        </w:rPr>
+        <w:t xml:space="preserve"> </w:t>
+      </w:r>
+      <w:r>
+        <w:rPr>
+          <w:i/>
+          <w:iCs/>
+        </w:rPr>
+        <w:t xml:space="preserve">method on labelled cases</w:t>
+      </w:r>
+      <w:r>
+        <w:t xml:space="preserve">, never as facts about places.</w:t>
       </w:r>
     </w:p>
     <w:p>
@@ -2210,205 +2356,24 @@
           <w:b/>
           <w:bCs/>
         </w:rPr>
-        <w:t xml:space="preserve">The publication boundary.</w:t>
-      </w:r>
-      <w:r>
-        <w:t xml:space="preserve"> </w:t>
-      </w:r>
-      <w:r>
-        <w:t xml:space="preserve">A parcel-level DINS file (18</w:t>
-      </w:r>
-      <w:r>
-        <w:t xml:space="preserve">,</w:t>
-      </w:r>
-      <w:r>
-        <w:t xml:space="preserve">428</w:t>
-      </w:r>
-      <w:r>
-        <w:t xml:space="preserve"> </w:t>
-      </w:r>
-      <w:r>
-        <w:t xml:space="preserve">points with per-structure damage) reached the public site through an</w:t>
-      </w:r>
-      <w:r>
-        <w:t xml:space="preserve"> </w:t>
-      </w:r>
-      <w:r>
-        <w:t xml:space="preserve">asset-copying script, violating four written statements in the</w:t>
-      </w:r>
-      <w:r>
-        <w:t xml:space="preserve"> </w:t>
-      </w:r>
-      <w:r>
-        <w:t xml:space="preserve">repository — while breaking zero policy rules, because the claim plane</w:t>
-      </w:r>
-      <w:r>
-        <w:t xml:space="preserve"> </w:t>
-      </w:r>
-      <w:r>
-        <w:t xml:space="preserve">governs what the agent</w:t>
-      </w:r>
-      <w:r>
-        <w:t xml:space="preserve"> </w:t>
-      </w:r>
-      <w:r>
-        <w:rPr>
-          <w:i/>
-          <w:iCs/>
-        </w:rPr>
-        <w:t xml:space="preserve">asserts</w:t>
-      </w:r>
-      <w:r>
-        <w:t xml:space="preserve"> </w:t>
-      </w:r>
-      <w:r>
-        <w:t xml:space="preserve">and nothing had asserted the file.</w:t>
-      </w:r>
-      <w:r>
-        <w:t xml:space="preserve"> </w:t>
-      </w:r>
-      <w:r>
-        <w:t xml:space="preserve">The fix was structural: a distribution plane in the same policy file,</w:t>
-      </w:r>
-      <w:r>
-        <w:t xml:space="preserve"> </w:t>
-      </w:r>
-      <w:r>
-        <w:t xml:space="preserve">a publication-boundary planner, and a CI gate that verifies the</w:t>
-      </w:r>
-      <w:r>
-        <w:t xml:space="preserve"> </w:t>
-      </w:r>
-      <w:r>
-        <w:t xml:space="preserve">assembled site; the public surface dropped from 30 files to 16. The</w:t>
-      </w:r>
-      <w:r>
-        <w:t xml:space="preserve"> </w:t>
-      </w:r>
-      <w:r>
-        <w:t xml:space="preserve">incident report is committed alongside the code it indicts.</w:t>
-      </w:r>
-    </w:p>
-    <w:p>
-      <w:pPr>
-        <w:pStyle w:val="BodyText"/>
-      </w:pPr>
-      <w:r>
-        <w:rPr>
-          <w:b/>
-          <w:bCs/>
-        </w:rPr>
-        <w:t xml:space="preserve">Citation by default, inverted.</w:t>
-      </w:r>
-      <w:r>
-        <w:t xml:space="preserve"> </w:t>
-      </w:r>
-      <w:r>
-        <w:t xml:space="preserve">The claim post-check originally</w:t>
-      </w:r>
-      <w:r>
-        <w:t xml:space="preserve"> </w:t>
-      </w:r>
-      <w:r>
-        <w:t xml:space="preserve">required citations only on sentences containing digits, so</w:t>
-      </w:r>
-      <w:r>
-        <w:t xml:space="preserve"> </w:t>
-      </w:r>
-      <w:r>
-        <w:t xml:space="preserve">“</w:t>
-      </w:r>
-      <w:r>
-        <w:rPr>
-          <w:i/>
-          <w:iCs/>
-        </w:rPr>
-        <w:t xml:space="preserve">Your neighborhood was not significantly affected</w:t>
-      </w:r>
-      <w:r>
-        <w:t xml:space="preserve">”</w:t>
-      </w:r>
-      <w:r>
-        <w:t xml:space="preserve"> </w:t>
-      </w:r>
-      <w:r>
-        <w:t xml:space="preserve">passed</w:t>
-      </w:r>
-      <w:r>
-        <w:t xml:space="preserve"> </w:t>
-      </w:r>
-      <w:r>
-        <w:t xml:space="preserve">uncited. The check was inverted to citation-by-default with a closed</w:t>
-      </w:r>
-      <w:r>
-        <w:t xml:space="preserve"> </w:t>
-      </w:r>
-      <w:r>
-        <w:t xml:space="preserve">exemption set; acceptance on a representative draft set fell from 9/13</w:t>
-      </w:r>
-      <w:r>
-        <w:t xml:space="preserve"> </w:t>
-      </w:r>
-      <w:r>
-        <w:t xml:space="preserve">to 7/13 sentences — the two newly refused sentences being exactly the</w:t>
-      </w:r>
-      <w:r>
-        <w:t xml:space="preserve"> </w:t>
-      </w:r>
-      <w:r>
-        <w:t xml:space="preserve">uncited reassurances a resident should not receive.</w:t>
-      </w:r>
-    </w:p>
-    <w:p>
-      <w:pPr>
-        <w:pStyle w:val="BodyText"/>
-      </w:pPr>
-      <w:r>
-        <w:t xml:space="preserve">The audit log also preserves an over-strict join assertion the harness</w:t>
-      </w:r>
-      <w:r>
-        <w:t xml:space="preserve"> </w:t>
-      </w:r>
-      <w:r>
-        <w:t xml:space="preserve">rejected during the Eaton SVI build (envelope tracts vs. burn-area</w:t>
-      </w:r>
-      <w:r>
-        <w:t xml:space="preserve"> </w:t>
-      </w:r>
-      <w:r>
-        <w:t xml:space="preserve">tracts), recorded as a failure and corrected in a subsequent run —</w:t>
-      </w:r>
-      <w:r>
-        <w:t xml:space="preserve"> </w:t>
-      </w:r>
-      <w:r>
-        <w:t xml:space="preserve">append-only history, including of our own mistakes.</w:t>
-      </w:r>
-    </w:p>
-    <w:bookmarkEnd w:id="26"/>
-    <w:bookmarkStart w:id="27" w:name="evaluation-environment"/>
-    <w:p>
-      <w:pPr>
-        <w:pStyle w:val="Heading1"/>
-      </w:pPr>
-      <w:r>
-        <w:t xml:space="preserve">Evaluation Environment</w:t>
-      </w:r>
-    </w:p>
-    <w:p>
-      <w:pPr>
-        <w:pStyle w:val="FirstParagraph"/>
-      </w:pPr>
-      <w:r>
-        <w:t xml:space="preserve">Following</w:t>
-      </w:r>
-      <w:r>
-        <w:t xml:space="preserve"> </w:t>
+        <w:t xml:space="preserve">Setup.</w:t>
+      </w:r>
+      <w:r>
+        <w:t xml:space="preserve"> </w:t>
+      </w:r>
+      <w:r>
+        <w:t xml:space="preserve">We ported the Damage Recognition prompts of</w:t>
+      </w:r>
+      <w:r>
+        <w:t xml:space="preserve"> </w:t>
+      </w:r>
+      <w:r>
+        <w:t xml:space="preserve">RAPID </w:t>
       </w:r>
       <w:r>
         <w:t xml:space="preserve">[</w:t>
       </w:r>
-      <w:hyperlink w:anchor="ref-yang2026accountable">
+      <w:hyperlink w:anchor="ref-yang2026rapid">
         <w:r>
           <w:rPr>
             <w:rStyle w:val="Hyperlink"/>
@@ -2420,6 +2385,1687 @@
         <w:t xml:space="preserve">]</w:t>
       </w:r>
       <w:r>
+        <w:t xml:space="preserve"> </w:t>
+      </w:r>
+      <w:r>
+        <w:t xml:space="preserve">verbatim — Prompt C for a single post-event</w:t>
+      </w:r>
+      <w:r>
+        <w:t xml:space="preserve"> </w:t>
+      </w:r>
+      <w:r>
+        <w:t xml:space="preserve">image on the five CAL FIRE DINS classes, Prompt B for a pre/post pair on</w:t>
+      </w:r>
+      <w:r>
+        <w:t xml:space="preserve"> </w:t>
+      </w:r>
+      <w:r>
+        <w:t xml:space="preserve">three human-perception classes — and froze each as a</w:t>
+      </w:r>
+      <w:r>
+        <w:t xml:space="preserve"> </w:t>
+      </w:r>
+      <w:r>
+        <w:rPr>
+          <w:rStyle w:val="VerbatimChar"/>
+        </w:rPr>
+        <w:t xml:space="preserve">prompt_sha256</w:t>
+      </w:r>
+      <w:r>
+        <w:t xml:space="preserve"> </w:t>
+      </w:r>
+      <w:r>
+        <w:t xml:space="preserve">in every record, so a later edit is visible as a</w:t>
+      </w:r>
+      <w:r>
+        <w:t xml:space="preserve"> </w:t>
+      </w:r>
+      <w:r>
+        <w:t xml:space="preserve">different prompt rather than a silent change in the numbers. The model is</w:t>
+      </w:r>
+      <w:r>
+        <w:t xml:space="preserve"> </w:t>
+      </w:r>
+      <w:r>
+        <w:t xml:space="preserve">any OpenAI-compatible vision endpoint; here, open weights served by</w:t>
+      </w:r>
+      <w:r>
+        <w:t xml:space="preserve"> </w:t>
+      </w:r>
+      <w:r>
+        <w:t xml:space="preserve">Ollama on one RTX 3090 (24 GB), so the run is keyless and repeatable</w:t>
+      </w:r>
+      <w:r>
+        <w:t xml:space="preserve"> </w:t>
+      </w:r>
+      <w:r>
+        <w:t xml:space="preserve">from a workstation. Three cases:</w:t>
+      </w:r>
+      <w:r>
+        <w:t xml:space="preserve"> </w:t>
+      </w:r>
+      <w:r>
+        <w:rPr>
+          <w:i/>
+          <w:iCs/>
+        </w:rPr>
+        <w:t xml:space="preserve">Palisades 2025</w:t>
+      </w:r>
+      <w:r>
+        <w:t xml:space="preserve"> </w:t>
+      </w:r>
+      <w:r>
+        <w:t xml:space="preserve">(RAPID Dataset</w:t>
+      </w:r>
+      <w:r>
+        <w:t xml:space="preserve"> </w:t>
+      </w:r>
+      <w:r>
+        <w:t xml:space="preserve">C2: 295 street-view images, folder-level DINS truth, all graded);</w:t>
+      </w:r>
+      <w:r>
+        <w:t xml:space="preserve"> </w:t>
+      </w:r>
+      <w:r>
+        <w:rPr>
+          <w:i/>
+          <w:iCs/>
+        </w:rPr>
+        <w:t xml:space="preserve">Milton 2024</w:t>
+      </w:r>
+      <w:r>
+        <w:t xml:space="preserve"> </w:t>
+      </w:r>
+      <w:r>
+        <w:t xml:space="preserve">(the Bi-Temporal pair set, 100 pairs per class,</w:t>
+      </w:r>
+      <w:r>
+        <w:t xml:space="preserve"> </w:t>
+      </w:r>
+      <w:r>
+        <w:t xml:space="preserve">seed 2026);</w:t>
+      </w:r>
+      <w:r>
+        <w:t xml:space="preserve"> </w:t>
+      </w:r>
+      <w:r>
+        <w:rPr>
+          <w:i/>
+          <w:iCs/>
+        </w:rPr>
+        <w:t xml:space="preserve">Eaton 2025</w:t>
+      </w:r>
+      <w:r>
+        <w:t xml:space="preserve"> </w:t>
+      </w:r>
+      <w:r>
+        <w:t xml:space="preserve">(the matched cross-view set, 300 per class</w:t>
+      </w:r>
+      <w:r>
+        <w:t xml:space="preserve"> </w:t>
+      </w:r>
+      <w:r>
+        <w:t xml:space="preserve">with the</w:t>
+      </w:r>
+      <w:r>
+        <w:t xml:space="preserve"> </w:t>
+      </w:r>
+      <m:oMath>
+        <m:r>
+          <m:t>n</m:t>
+        </m:r>
+        <m:r>
+          <m:rPr>
+            <m:sty m:val="p"/>
+          </m:rPr>
+          <m:t>=</m:t>
+        </m:r>
+        <m:r>
+          <m:t>30</m:t>
+        </m:r>
+      </m:oMath>
+      <w:r>
+        <w:t xml:space="preserve"> </w:t>
+      </w:r>
+      <w:r>
+        <w:t xml:space="preserve">minority class fully included; Prompt C sees the</w:t>
+      </w:r>
+      <w:r>
+        <w:t xml:space="preserve"> </w:t>
+      </w:r>
+      <w:r>
+        <w:t xml:space="preserve">post-event field image only — declared, not hidden — and its five</w:t>
+      </w:r>
+      <w:r>
+        <w:t xml:space="preserve"> </w:t>
+      </w:r>
+      <w:r>
+        <w:t xml:space="preserve">classes are collapsed onto the set’s three repairability classes by DINS</w:t>
+      </w:r>
+      <w:r>
+        <w:t xml:space="preserve"> </w:t>
+      </w:r>
+      <w:r>
+        <w:t xml:space="preserve">semantics before scoring). Every prediction is a record: image sha256,</w:t>
+      </w:r>
+      <w:r>
+        <w:t xml:space="preserve"> </w:t>
+      </w:r>
+      <w:r>
+        <w:t xml:space="preserve">truth, prediction, response digest, latency, model digest. An</w:t>
+      </w:r>
+      <w:r>
+        <w:t xml:space="preserve"> </w:t>
+      </w:r>
+      <w:r>
+        <w:t xml:space="preserve">unparseable answer is recorded as unparseable, never coerced into a</w:t>
+      </w:r>
+      <w:r>
+        <w:t xml:space="preserve"> </w:t>
+      </w:r>
+      <w:r>
+        <w:t xml:space="preserve">class. A stage aborts if more than 20 % of answers are off-schema, if</w:t>
+      </w:r>
+      <w:r>
+        <w:t xml:space="preserve"> </w:t>
+      </w:r>
+      <w:r>
+        <w:t xml:space="preserve">a metric leaves</w:t>
+      </w:r>
+      <w:r>
+        <w:t xml:space="preserve"> </w:t>
+      </w:r>
+      <m:oMath>
+        <m:r>
+          <m:rPr>
+            <m:sty m:val="p"/>
+          </m:rPr>
+          <m:t>[</m:t>
+        </m:r>
+        <m:r>
+          <m:t>0</m:t>
+        </m:r>
+        <m:r>
+          <m:rPr>
+            <m:sty m:val="p"/>
+          </m:rPr>
+          <m:t>,</m:t>
+        </m:r>
+        <m:r>
+          <m:t>1</m:t>
+        </m:r>
+        <m:r>
+          <m:rPr>
+            <m:sty m:val="p"/>
+          </m:rPr>
+          <m:t>]</m:t>
+        </m:r>
+      </m:oMath>
+      <w:r>
+        <w:t xml:space="preserve">, if fewer than 95 % of graded samples fall</w:t>
+      </w:r>
+      <w:r>
+        <w:t xml:space="preserve"> </w:t>
+      </w:r>
+      <w:r>
+        <w:t xml:space="preserve">inside the grid the event already describes, or if any product lacks an</w:t>
+      </w:r>
+      <w:r>
+        <w:t xml:space="preserve"> </w:t>
+      </w:r>
+      <w:r>
+        <w:t xml:space="preserve">uncertainty block. We report accuracy and RAPID’s normalized</w:t>
+      </w:r>
+      <w:r>
+        <w:t xml:space="preserve"> </w:t>
+      </w:r>
+      <w:r>
+        <w:t xml:space="preserve">cross-severity error,</w:t>
+      </w:r>
+      <w:r>
+        <w:t xml:space="preserve"> </w:t>
+      </w:r>
+      <m:oMath>
+        <m:r>
+          <m:rPr>
+            <m:sty m:val="p"/>
+          </m:rPr>
+          <m:t>N</m:t>
+        </m:r>
+        <m:r>
+          <m:rPr>
+            <m:sty m:val="p"/>
+          </m:rPr>
+          <m:t>C</m:t>
+        </m:r>
+        <m:r>
+          <m:rPr>
+            <m:sty m:val="p"/>
+          </m:rPr>
+          <m:t>S</m:t>
+        </m:r>
+        <m:r>
+          <m:rPr>
+            <m:sty m:val="p"/>
+          </m:rPr>
+          <m:t>E</m:t>
+        </m:r>
+        <m:r>
+          <m:rPr>
+            <m:sty m:val="p"/>
+          </m:rPr>
+          <m:t>=</m:t>
+        </m:r>
+        <m:bar>
+          <m:barPr>
+            <m:pos m:val="top"/>
+          </m:barPr>
+          <m:e>
+            <m:r>
+              <m:rPr>
+                <m:sty m:val="p"/>
+              </m:rPr>
+              <m:t>|</m:t>
+            </m:r>
+            <m:r>
+              <m:t>y</m:t>
+            </m:r>
+            <m:r>
+              <m:rPr>
+                <m:sty m:val="p"/>
+              </m:rPr>
+              <m:t>−</m:t>
+            </m:r>
+            <m:acc>
+              <m:accPr>
+                <m:chr m:val="̂"/>
+              </m:accPr>
+              <m:e>
+                <m:r>
+                  <m:t>y</m:t>
+                </m:r>
+              </m:e>
+            </m:acc>
+            <m:r>
+              <m:rPr>
+                <m:sty m:val="p"/>
+              </m:rPr>
+              <m:t>|</m:t>
+            </m:r>
+          </m:e>
+        </m:bar>
+        <m:r>
+          <m:rPr>
+            <m:sty m:val="p"/>
+          </m:rPr>
+          <m:t>/</m:t>
+        </m:r>
+        <m:r>
+          <m:rPr>
+            <m:sty m:val="p"/>
+          </m:rPr>
+          <m:t>(</m:t>
+        </m:r>
+        <m:r>
+          <m:t>K</m:t>
+        </m:r>
+        <m:r>
+          <m:rPr>
+            <m:sty m:val="p"/>
+          </m:rPr>
+          <m:t>−</m:t>
+        </m:r>
+        <m:r>
+          <m:t>1</m:t>
+        </m:r>
+        <m:r>
+          <m:rPr>
+            <m:sty m:val="p"/>
+          </m:rPr>
+          <m:t>)</m:t>
+        </m:r>
+      </m:oMath>
+      <w:r>
+        <w:t xml:space="preserve">.</w:t>
+      </w:r>
+    </w:p>
+    <w:bookmarkStart w:id="26" w:name="tab:vlm"/>
+    <w:p>
+      <w:pPr>
+        <w:pStyle w:val="TableCaption"/>
+      </w:pPr>
+      <w:r>
+        <w:t xml:space="preserve">Six open VLMs, one pass at temperature 0, quantised weights, on</w:t>
+      </w:r>
+      <w:r>
+        <w:t xml:space="preserve"> </w:t>
+      </w:r>
+      <w:r>
+        <w:t xml:space="preserve">the same seeded samples under the same prompt digests. Accuracy / NCSE.</w:t>
+      </w:r>
+      <w:r>
+        <w:t xml:space="preserve"> </w:t>
+      </w:r>
+      <w:r>
+        <w:t xml:space="preserve">Blocks are not comparable across columns (different class counts). The</w:t>
+      </w:r>
+      <w:r>
+        <w:t xml:space="preserve"> </w:t>
+      </w:r>
+      <w:r>
+        <w:t xml:space="preserve">closed-model row is RAPID’s published number on the same Palisades</w:t>
+      </w:r>
+      <w:r>
+        <w:t xml:space="preserve"> </w:t>
+      </w:r>
+      <w:r>
+        <w:t xml:space="preserve">images and on a 150-pair subset of the Milton set.</w:t>
+      </w:r>
+    </w:p>
+    <w:tbl>
+      <w:tblPr>
+        <w:tblStyle w:val="Table"/>
+        <w:tblW w:type="auto" w:w="0"/>
+        <w:tblLook w:firstRow="1" w:lastRow="0" w:firstColumn="0" w:lastColumn="0" w:noHBand="0" w:noVBand="0" w:val="0020"/>
+        <w:tblCaption w:val="Six open VLMs, one pass at temperature 0, quantised weights, on the same seeded samples under the same prompt digests. Accuracy / NCSE. Blocks are not comparable across columns (different class counts). The closed-model row is RAPID’s published number on the same Palisades images and on a 150-pair subset of the Milton set."/>
+      </w:tblPr>
+      <w:tblGrid>
+        <w:gridCol w:w="1980"/>
+        <w:gridCol w:w="1980"/>
+        <w:gridCol w:w="1980"/>
+        <w:gridCol w:w="1980"/>
+      </w:tblGrid>
+      <w:tr>
+        <w:trPr>
+          <w:tblHeader w:val="on"/>
+        </w:trPr>
+        <w:tc>
+          <w:tcPr/>
+          <w:p>
+            <w:pPr>
+              <w:pStyle w:val="Compact"/>
+              <w:jc w:val="left"/>
+            </w:pPr>
+            <w:r>
+              <w:t xml:space="preserve">model</w:t>
+            </w:r>
+          </w:p>
+        </w:tc>
+        <w:tc>
+          <w:tcPr/>
+          <w:p>
+            <w:pPr>
+              <w:pStyle w:val="Compact"/>
+              <w:jc w:val="center"/>
+            </w:pPr>
+            <w:r>
+              <w:t xml:space="preserve">Palisades (5 cl.)</w:t>
+            </w:r>
+          </w:p>
+        </w:tc>
+        <w:tc>
+          <w:tcPr/>
+          <w:p>
+            <w:pPr>
+              <w:pStyle w:val="Compact"/>
+              <w:jc w:val="center"/>
+            </w:pPr>
+            <w:r>
+              <w:t xml:space="preserve">Milton pairs (3 cl.)</w:t>
+            </w:r>
+          </w:p>
+        </w:tc>
+        <w:tc>
+          <w:tcPr/>
+          <w:p>
+            <w:pPr>
+              <w:pStyle w:val="Compact"/>
+              <w:jc w:val="center"/>
+            </w:pPr>
+            <w:r>
+              <w:t xml:space="preserve">Eaton (3 cl.)</w:t>
+            </w:r>
+          </w:p>
+        </w:tc>
+      </w:tr>
+      <w:tr>
+        <w:tc>
+          <w:tcPr/>
+          <w:p>
+            <w:pPr>
+              <w:pStyle w:val="Compact"/>
+              <w:jc w:val="left"/>
+            </w:pPr>
+            <w:r>
+              <w:t xml:space="preserve">qwen2.5vl:7b (ref.)</w:t>
+            </w:r>
+          </w:p>
+        </w:tc>
+        <w:tc>
+          <w:tcPr/>
+          <w:p>
+            <w:pPr>
+              <w:pStyle w:val="Compact"/>
+              <w:jc w:val="center"/>
+            </w:pPr>
+            <w:r>
+              <w:t xml:space="preserve">0.475 / 0.213</w:t>
+            </w:r>
+          </w:p>
+        </w:tc>
+        <w:tc>
+          <w:tcPr/>
+          <w:p>
+            <w:pPr>
+              <w:pStyle w:val="Compact"/>
+              <w:jc w:val="center"/>
+            </w:pPr>
+            <w:r>
+              <w:rPr>
+                <w:b/>
+                <w:bCs/>
+              </w:rPr>
+              <w:t xml:space="preserve">0.597</w:t>
+            </w:r>
+            <w:r>
+              <w:t xml:space="preserve"> </w:t>
+            </w:r>
+            <w:r>
+              <w:t xml:space="preserve">/ 0.238</w:t>
+            </w:r>
+          </w:p>
+        </w:tc>
+        <w:tc>
+          <w:tcPr/>
+          <w:p>
+            <w:pPr>
+              <w:pStyle w:val="Compact"/>
+              <w:jc w:val="center"/>
+            </w:pPr>
+            <w:r>
+              <w:t xml:space="preserve">0.910 / 0.049</w:t>
+            </w:r>
+          </w:p>
+        </w:tc>
+      </w:tr>
+      <w:tr>
+        <w:tc>
+          <w:tcPr/>
+          <w:p>
+            <w:pPr>
+              <w:pStyle w:val="Compact"/>
+              <w:jc w:val="left"/>
+            </w:pPr>
+            <w:r>
+              <w:t xml:space="preserve">qwen3-vl:32b</w:t>
+            </w:r>
+            <m:oMath>
+              <m:sSup>
+                <m:e>
+                  <m:r>
+                    <m:t>​</m:t>
+                  </m:r>
+                </m:e>
+                <m:sup>
+                  <m:r>
+                    <m:rPr>
+                      <m:sty m:val="p"/>
+                    </m:rPr>
+                    <m:t>†</m:t>
+                  </m:r>
+                </m:sup>
+              </m:sSup>
+            </m:oMath>
+          </w:p>
+        </w:tc>
+        <w:tc>
+          <w:tcPr/>
+          <w:p>
+            <w:pPr>
+              <w:pStyle w:val="Compact"/>
+              <w:jc w:val="center"/>
+            </w:pPr>
+            <w:r>
+              <w:rPr>
+                <w:b/>
+                <w:bCs/>
+              </w:rPr>
+              <w:t xml:space="preserve">0.554</w:t>
+            </w:r>
+            <w:r>
+              <w:t xml:space="preserve"> </w:t>
+            </w:r>
+            <w:r>
+              <w:t xml:space="preserve">/ 0.176</w:t>
+            </w:r>
+          </w:p>
+        </w:tc>
+        <w:tc>
+          <w:tcPr/>
+          <w:p>
+            <w:pPr>
+              <w:pStyle w:val="Compact"/>
+              <w:jc w:val="center"/>
+            </w:pPr>
+            <w:r>
+              <w:t xml:space="preserve">0.381 / 0.431</w:t>
+            </w:r>
+          </w:p>
+        </w:tc>
+        <w:tc>
+          <w:tcPr/>
+          <w:p>
+            <w:pPr>
+              <w:pStyle w:val="Compact"/>
+              <w:jc w:val="center"/>
+            </w:pPr>
+            <w:r>
+              <w:t xml:space="preserve">0.901 / 0.053</w:t>
+            </w:r>
+          </w:p>
+        </w:tc>
+      </w:tr>
+      <w:tr>
+        <w:tc>
+          <w:tcPr/>
+          <w:p>
+            <w:pPr>
+              <w:pStyle w:val="Compact"/>
+              <w:jc w:val="left"/>
+            </w:pPr>
+            <w:r>
+              <w:t xml:space="preserve">qwen2.5vl:32b</w:t>
+            </w:r>
+            <m:oMath>
+              <m:sSup>
+                <m:e>
+                  <m:r>
+                    <m:t>​</m:t>
+                  </m:r>
+                </m:e>
+                <m:sup>
+                  <m:r>
+                    <m:rPr>
+                      <m:sty m:val="p"/>
+                    </m:rPr>
+                    <m:t>†</m:t>
+                  </m:r>
+                  <m:r>
+                    <m:rPr>
+                      <m:sty m:val="p"/>
+                    </m:rPr>
+                    <m:t>‡</m:t>
+                  </m:r>
+                </m:sup>
+              </m:sSup>
+            </m:oMath>
+          </w:p>
+        </w:tc>
+        <w:tc>
+          <w:tcPr/>
+          <w:p>
+            <w:pPr>
+              <w:pStyle w:val="Compact"/>
+              <w:jc w:val="center"/>
+            </w:pPr>
+            <w:r>
+              <w:t xml:space="preserve">0.507 / 0.206</w:t>
+            </w:r>
+          </w:p>
+        </w:tc>
+        <w:tc>
+          <w:tcPr/>
+          <w:p>
+            <w:pPr>
+              <w:pStyle w:val="Compact"/>
+              <w:jc w:val="center"/>
+            </w:pPr>
+            <w:r>
+              <w:t xml:space="preserve">0.560 / 0.240</w:t>
+            </w:r>
+          </w:p>
+        </w:tc>
+        <w:tc>
+          <w:tcPr/>
+          <w:p>
+            <w:pPr>
+              <w:pStyle w:val="Compact"/>
+              <w:jc w:val="center"/>
+            </w:pPr>
+            <w:r>
+              <w:t xml:space="preserve">0.931 / 0.039</w:t>
+            </w:r>
+          </w:p>
+        </w:tc>
+      </w:tr>
+      <w:tr>
+        <w:tc>
+          <w:tcPr/>
+          <w:p>
+            <w:pPr>
+              <w:pStyle w:val="Compact"/>
+              <w:jc w:val="left"/>
+            </w:pPr>
+            <w:r>
+              <w:t xml:space="preserve">gemma3:27b</w:t>
+            </w:r>
+          </w:p>
+        </w:tc>
+        <w:tc>
+          <w:tcPr/>
+          <w:p>
+            <w:pPr>
+              <w:pStyle w:val="Compact"/>
+              <w:jc w:val="center"/>
+            </w:pPr>
+            <w:r>
+              <w:t xml:space="preserve">0.529 / 0.187</w:t>
+            </w:r>
+          </w:p>
+        </w:tc>
+        <w:tc>
+          <w:tcPr/>
+          <w:p>
+            <w:pPr>
+              <w:pStyle w:val="Compact"/>
+              <w:jc w:val="center"/>
+            </w:pPr>
+            <w:r>
+              <w:t xml:space="preserve">0.500 / 0.257</w:t>
+            </w:r>
+          </w:p>
+        </w:tc>
+        <w:tc>
+          <w:tcPr/>
+          <w:p>
+            <w:pPr>
+              <w:pStyle w:val="Compact"/>
+              <w:jc w:val="center"/>
+            </w:pPr>
+            <w:r>
+              <w:t xml:space="preserve">0.914 / 0.049</w:t>
+            </w:r>
+          </w:p>
+        </w:tc>
+      </w:tr>
+      <w:tr>
+        <w:tc>
+          <w:tcPr/>
+          <w:p>
+            <w:pPr>
+              <w:pStyle w:val="Compact"/>
+              <w:jc w:val="left"/>
+            </w:pPr>
+            <w:r>
+              <w:t xml:space="preserve">mistral-small3.2:24b</w:t>
+            </w:r>
+          </w:p>
+        </w:tc>
+        <w:tc>
+          <w:tcPr/>
+          <w:p>
+            <w:pPr>
+              <w:pStyle w:val="Compact"/>
+              <w:jc w:val="center"/>
+            </w:pPr>
+            <w:r>
+              <w:t xml:space="preserve">0.505 / 0.203</w:t>
+            </w:r>
+          </w:p>
+        </w:tc>
+        <w:tc>
+          <w:tcPr/>
+          <w:p>
+            <w:pPr>
+              <w:pStyle w:val="Compact"/>
+              <w:jc w:val="center"/>
+            </w:pPr>
+            <w:r>
+              <w:t xml:space="preserve">0.487 / 0.258</w:t>
+            </w:r>
+          </w:p>
+        </w:tc>
+        <w:tc>
+          <w:tcPr/>
+          <w:p>
+            <w:pPr>
+              <w:pStyle w:val="Compact"/>
+              <w:jc w:val="center"/>
+            </w:pPr>
+            <w:r>
+              <w:rPr>
+                <w:b/>
+                <w:bCs/>
+              </w:rPr>
+              <w:t xml:space="preserve">0.935</w:t>
+            </w:r>
+            <w:r>
+              <w:t xml:space="preserve"> </w:t>
+            </w:r>
+            <w:r>
+              <w:t xml:space="preserve">/ 0.037</w:t>
+            </w:r>
+          </w:p>
+        </w:tc>
+      </w:tr>
+      <w:tr>
+        <w:tc>
+          <w:tcPr/>
+          <w:p>
+            <w:pPr>
+              <w:pStyle w:val="Compact"/>
+              <w:jc w:val="left"/>
+            </w:pPr>
+            <w:r>
+              <w:t xml:space="preserve">gemma3:12b</w:t>
+            </w:r>
+          </w:p>
+        </w:tc>
+        <w:tc>
+          <w:tcPr/>
+          <w:p>
+            <w:pPr>
+              <w:pStyle w:val="Compact"/>
+              <w:jc w:val="center"/>
+            </w:pPr>
+            <w:r>
+              <w:t xml:space="preserve">0.546 / 0.178</w:t>
+            </w:r>
+          </w:p>
+        </w:tc>
+        <w:tc>
+          <w:tcPr/>
+          <w:p>
+            <w:pPr>
+              <w:pStyle w:val="Compact"/>
+              <w:jc w:val="center"/>
+            </w:pPr>
+            <w:r>
+              <w:t xml:space="preserve">0.427 / 0.287</w:t>
+            </w:r>
+          </w:p>
+        </w:tc>
+        <w:tc>
+          <w:tcPr/>
+          <w:p>
+            <w:pPr>
+              <w:pStyle w:val="Compact"/>
+              <w:jc w:val="center"/>
+            </w:pPr>
+            <w:r>
+              <w:t xml:space="preserve">0.906 / 0.051</w:t>
+            </w:r>
+          </w:p>
+        </w:tc>
+      </w:tr>
+      <w:tr>
+        <w:tc>
+          <w:tcPr/>
+          <w:p>
+            <w:pPr>
+              <w:pStyle w:val="Compact"/>
+              <w:jc w:val="left"/>
+            </w:pPr>
+            <w:r>
+              <w:t xml:space="preserve">qwen3-vl:8b</w:t>
+            </w:r>
+          </w:p>
+        </w:tc>
+        <w:tc>
+          <w:tcPr/>
+          <w:p>
+            <w:pPr>
+              <w:pStyle w:val="Compact"/>
+              <w:jc w:val="center"/>
+            </w:pPr>
+            <w:r>
+              <w:t xml:space="preserve">0.514 / 0.195</w:t>
+            </w:r>
+          </w:p>
+        </w:tc>
+        <w:tc>
+          <w:tcPr/>
+          <w:p>
+            <w:pPr>
+              <w:pStyle w:val="Compact"/>
+              <w:jc w:val="center"/>
+            </w:pPr>
+            <w:r>
+              <w:t xml:space="preserve">0.462 / 0.324</w:t>
+            </w:r>
+          </w:p>
+        </w:tc>
+        <w:tc>
+          <w:tcPr/>
+          <w:p>
+            <w:pPr>
+              <w:pStyle w:val="Compact"/>
+              <w:jc w:val="center"/>
+            </w:pPr>
+            <w:r>
+              <w:t xml:space="preserve">0.924 / 0.041</w:t>
+            </w:r>
+          </w:p>
+        </w:tc>
+      </w:tr>
+      <w:tr>
+        <w:tc>
+          <w:tcPr/>
+          <w:p>
+            <w:pPr>
+              <w:pStyle w:val="Compact"/>
+              <w:jc w:val="left"/>
+            </w:pPr>
+            <w:r>
+              <w:t xml:space="preserve">closed (RAPID)</w:t>
+            </w:r>
+          </w:p>
+        </w:tc>
+        <w:tc>
+          <w:tcPr/>
+          <w:p>
+            <w:pPr>
+              <w:pStyle w:val="Compact"/>
+              <w:jc w:val="center"/>
+            </w:pPr>
+            <w:r>
+              <w:t xml:space="preserve">0.573 GPT-5-mini</w:t>
+            </w:r>
+          </w:p>
+        </w:tc>
+        <w:tc>
+          <w:tcPr/>
+          <w:p>
+            <w:pPr>
+              <w:pStyle w:val="Compact"/>
+              <w:jc w:val="center"/>
+            </w:pPr>
+            <w:r>
+              <w:t xml:space="preserve">0.591 GPT-5.1</w:t>
+            </w:r>
+          </w:p>
+        </w:tc>
+        <w:tc>
+          <w:tcPr/>
+          <w:p>
+            <w:pPr>
+              <w:pStyle w:val="Compact"/>
+              <w:jc w:val="center"/>
+            </w:pPr>
+            <w:r>
+              <w:t xml:space="preserve">—</w:t>
+            </w:r>
+          </w:p>
+        </w:tc>
+      </w:tr>
+    </w:tbl>
+    <w:bookmarkEnd w:id="26"/>
+    <w:p>
+      <w:pPr>
+        <w:pStyle w:val="BodyText"/>
+      </w:pPr>
+      <m:oMath>
+        <m:sSup>
+          <m:e>
+            <m:r>
+              <m:t>​</m:t>
+            </m:r>
+          </m:e>
+          <m:sup>
+            <m:r>
+              <m:rPr>
+                <m:sty m:val="p"/>
+              </m:rPr>
+              <m:t>†</m:t>
+            </m:r>
+          </m:sup>
+        </m:sSup>
+      </m:oMath>
+      <w:r>
+        <w:t xml:space="preserve">8k context so the weights fit the card;</w:t>
+      </w:r>
+      <w:r>
+        <w:t xml:space="preserve"> </w:t>
+      </w:r>
+      <m:oMath>
+        <m:sSup>
+          <m:e>
+            <m:r>
+              <m:t>​</m:t>
+            </m:r>
+          </m:e>
+          <m:sup>
+            <m:r>
+              <m:rPr>
+                <m:sty m:val="p"/>
+              </m:rPr>
+              <m:t>‡</m:t>
+            </m:r>
+          </m:sup>
+        </m:sSup>
+      </m:oMath>
+      <w:r>
+        <w:t xml:space="preserve">95 % of</w:t>
+      </w:r>
+      <w:r>
+        <w:t xml:space="preserve"> </w:t>
+      </w:r>
+      <w:r>
+        <w:t xml:space="preserve">the model in VRAM, the rest on CPU — recorded in the run, because a</w:t>
+      </w:r>
+      <w:r>
+        <w:t xml:space="preserve"> </w:t>
+      </w:r>
+      <w:r>
+        <w:t xml:space="preserve">spilled model is a different run. A seventh model (llama3.2-vision:11b)</w:t>
+      </w:r>
+      <w:r>
+        <w:t xml:space="preserve"> </w:t>
+      </w:r>
+      <w:r>
+        <w:t xml:space="preserve">could not be loaded by the serving stack and is declared as a serving</w:t>
+      </w:r>
+      <w:r>
+        <w:t xml:space="preserve"> </w:t>
+      </w:r>
+      <w:r>
+        <w:t xml:space="preserve">failure, not scored.</w:t>
+      </w:r>
+    </w:p>
+    <w:p>
+      <w:pPr>
+        <w:pStyle w:val="BodyText"/>
+      </w:pPr>
+      <w:r>
+        <w:rPr>
+          <w:b/>
+          <w:bCs/>
+        </w:rPr>
+        <w:t xml:space="preserve">What the runs say.</w:t>
+      </w:r>
+      <w:r>
+        <w:t xml:space="preserve"> </w:t>
+      </w:r>
+      <w:r>
+        <w:t xml:space="preserve">Table 1 reports seven models</w:t>
+      </w:r>
+      <w:r>
+        <w:t xml:space="preserve"> </w:t>
+      </w:r>
+      <w:r>
+        <w:t xml:space="preserve">(a 7B reference plus six candidates), each committed with its own eval</w:t>
+      </w:r>
+      <w:r>
+        <w:t xml:space="preserve"> </w:t>
+      </w:r>
+      <w:r>
+        <w:t xml:space="preserve">summary, prediction records, agreement grid, and GPU placement as it</w:t>
+      </w:r>
+      <w:r>
+        <w:t xml:space="preserve"> </w:t>
+      </w:r>
+      <w:r>
+        <w:t xml:space="preserve">finished. Four things hold across the table.</w:t>
+      </w:r>
+      <w:r>
+        <w:t xml:space="preserve"> </w:t>
+      </w:r>
+      <w:r>
+        <w:t xml:space="preserve">(i) </w:t>
+      </w:r>
+      <w:r>
+        <w:rPr>
+          <w:i/>
+          <w:iCs/>
+        </w:rPr>
+        <w:t xml:space="preserve">On a single post-event image, every open model beats the 7B</w:t>
+      </w:r>
+      <w:r>
+        <w:rPr>
+          <w:i/>
+          <w:iCs/>
+        </w:rPr>
+        <w:t xml:space="preserve"> </w:t>
+      </w:r>
+      <w:r>
+        <w:rPr>
+          <w:i/>
+          <w:iCs/>
+        </w:rPr>
+        <w:t xml:space="preserve">reference, and the best is within two points of the paper’s closed</w:t>
+      </w:r>
+      <w:r>
+        <w:rPr>
+          <w:i/>
+          <w:iCs/>
+        </w:rPr>
+        <w:t xml:space="preserve"> </w:t>
+      </w:r>
+      <w:r>
+        <w:rPr>
+          <w:i/>
+          <w:iCs/>
+        </w:rPr>
+        <w:t xml:space="preserve">models.</w:t>
+      </w:r>
+      <w:r>
+        <w:t xml:space="preserve"> </w:t>
+      </w:r>
+      <w:r>
+        <w:t xml:space="preserve">Size is not the axis: gemma3:12b (0.546) is within one point</w:t>
+      </w:r>
+      <w:r>
+        <w:t xml:space="preserve"> </w:t>
+      </w:r>
+      <w:r>
+        <w:t xml:space="preserve">of qwen3-vl:32b (0.554) and ahead of gemma3:27b.</w:t>
+      </w:r>
+      <w:r>
+        <w:t xml:space="preserve"> </w:t>
+      </w:r>
+      <w:r>
+        <w:t xml:space="preserve">(ii) </w:t>
+      </w:r>
+      <w:r>
+        <w:rPr>
+          <w:i/>
+          <w:iCs/>
+        </w:rPr>
+        <w:t xml:space="preserve">On pre/post pairs, no open model beats the 7B reference, and</w:t>
+      </w:r>
+      <w:r>
+        <w:rPr>
+          <w:i/>
+          <w:iCs/>
+        </w:rPr>
+        <w:t xml:space="preserve"> </w:t>
+      </w:r>
+      <w:r>
+        <w:rPr>
+          <w:i/>
+          <w:iCs/>
+        </w:rPr>
+        <w:t xml:space="preserve">the failures are systematic.</w:t>
+      </w:r>
+      <w:r>
+        <w:t xml:space="preserve"> </w:t>
+      </w:r>
+      <w:r>
+        <w:t xml:space="preserve">qwen3-vl:32b calls 258 of 300 pairs</w:t>
+      </w:r>
+      <w:r>
+        <w:t xml:space="preserve"> </w:t>
+      </w:r>
+      <w:r>
+        <w:t xml:space="preserve">Severe (Mild recall 0.01); gemma3:12b calls 262 Moderate (Severe recall</w:t>
+      </w:r>
+      <w:r>
+        <w:t xml:space="preserve"> </w:t>
+      </w:r>
+      <w:r>
+        <w:t xml:space="preserve">0.17); mistral puts 213 in Moderate (Mild recall 0.13). Each model has a</w:t>
+      </w:r>
+      <w:r>
+        <w:t xml:space="preserve"> </w:t>
+      </w:r>
+      <w:r>
+        <w:t xml:space="preserve">different fixed bias on the change task, so a vote across them would not</w:t>
+      </w:r>
+      <w:r>
+        <w:t xml:space="preserve"> </w:t>
+      </w:r>
+      <w:r>
+        <w:t xml:space="preserve">be a fix; the per-class recall column in the committed table is the</w:t>
+      </w:r>
+      <w:r>
+        <w:t xml:space="preserve"> </w:t>
+      </w:r>
+      <w:r>
+        <w:t xml:space="preserve">finding.</w:t>
+      </w:r>
+      <w:r>
+        <w:t xml:space="preserve"> </w:t>
+      </w:r>
+      <w:r>
+        <w:t xml:space="preserve">(iii) </w:t>
+      </w:r>
+      <w:r>
+        <w:rPr>
+          <w:i/>
+          <w:iCs/>
+        </w:rPr>
+        <w:t xml:space="preserve">Eaton’s small class is where every model is weak.</w:t>
+      </w:r>
+      <w:r>
+        <w:t xml:space="preserve"> </w:t>
+      </w:r>
+      <w:r>
+        <w:rPr>
+          <w:rStyle w:val="VerbatimChar"/>
+        </w:rPr>
+        <w:t xml:space="preserve">damaged_repairable</w:t>
+      </w:r>
+      <w:r>
+        <w:t xml:space="preserve"> </w:t>
+      </w:r>
+      <w:r>
+        <w:t xml:space="preserve">(</w:t>
+      </w:r>
+      <m:oMath>
+        <m:r>
+          <m:t>n</m:t>
+        </m:r>
+        <m:r>
+          <m:rPr>
+            <m:sty m:val="p"/>
+          </m:rPr>
+          <m:t>=</m:t>
+        </m:r>
+        <m:r>
+          <m:t>30</m:t>
+        </m:r>
+      </m:oMath>
+      <w:r>
+        <w:t xml:space="preserve">) recall runs from 0.03 to 0.43</w:t>
+      </w:r>
+      <w:r>
+        <w:t xml:space="preserve"> </w:t>
+      </w:r>
+      <w:r>
+        <w:t xml:space="preserve">while the two large classes sit above 0.9; the headline 0.93 is the</w:t>
+      </w:r>
+      <w:r>
+        <w:t xml:space="preserve"> </w:t>
+      </w:r>
+      <w:r>
+        <w:t xml:space="preserve">large classes.</w:t>
+      </w:r>
+      <w:r>
+        <w:t xml:space="preserve"> </w:t>
+      </w:r>
+      <w:r>
+        <w:t xml:space="preserve">(iv) </w:t>
+      </w:r>
+      <w:r>
+        <w:rPr>
+          <w:i/>
+          <w:iCs/>
+        </w:rPr>
+        <w:t xml:space="preserve">Latency is a model property.</w:t>
+      </w:r>
+      <w:r>
+        <w:t xml:space="preserve"> </w:t>
+      </w:r>
+      <w:r>
+        <w:t xml:space="preserve">The qwen3 family spends its</w:t>
+      </w:r>
+      <w:r>
+        <w:t xml:space="preserve"> </w:t>
+      </w:r>
+      <w:r>
+        <w:t xml:space="preserve">time in hidden reasoning before a 60-character answer: qwen3-vl:8b’s</w:t>
+      </w:r>
+      <w:r>
+        <w:t xml:space="preserve"> </w:t>
+      </w:r>
+      <w:r>
+        <w:t xml:space="preserve">median is 5 s, but nine Palisades images took over 30 s, and on Milton</w:t>
+      </w:r>
+      <w:r>
+        <w:t xml:space="preserve"> </w:t>
+      </w:r>
+      <w:r>
+        <w:t xml:space="preserve">24 pairs hit the client timeout and were recorded as unavailable</w:t>
+      </w:r>
+      <w:r>
+        <w:t xml:space="preserve"> </w:t>
+      </w:r>
+      <w:r>
+        <w:t xml:space="preserve">(8.3 % unanswered, under the 20 % bound, so the case stands with its</w:t>
+      </w:r>
+      <w:r>
+        <w:t xml:space="preserve"> </w:t>
+      </w:r>
+      <w:r>
+        <w:t xml:space="preserve">unanswered rate on the record).</w:t>
+      </w:r>
+    </w:p>
+    <w:p>
+      <w:pPr>
+        <w:pStyle w:val="BodyText"/>
+      </w:pPr>
+      <w:r>
+        <w:rPr>
+          <w:b/>
+          <w:bCs/>
+        </w:rPr>
+        <w:t xml:space="preserve">What the harness did with it.</w:t>
+      </w:r>
+      <w:r>
+        <w:t xml:space="preserve"> </w:t>
+      </w:r>
+      <w:r>
+        <w:t xml:space="preserve">The agreement grids sit beside</w:t>
+      </w:r>
+      <w:r>
+        <w:t xml:space="preserve"> </w:t>
+      </w:r>
+      <w:r>
+        <w:t xml:space="preserve">the human-labelled grids they are evaluated against, flagged</w:t>
+      </w:r>
+      <w:r>
+        <w:t xml:space="preserve"> </w:t>
+      </w:r>
+      <w:r>
+        <w:rPr>
+          <w:rStyle w:val="VerbatimChar"/>
+        </w:rPr>
+        <w:t xml:space="preserve">model_derived</w:t>
+      </w:r>
+      <w:r>
+        <w:t xml:space="preserve">; the publication planner classifies them as</w:t>
+      </w:r>
+      <w:r>
+        <w:t xml:space="preserve"> </w:t>
+      </w:r>
+      <w:r>
+        <w:t xml:space="preserve">evaluation products; the claim plane has no rule that admits them; and</w:t>
+      </w:r>
+      <w:r>
+        <w:t xml:space="preserve"> </w:t>
+      </w:r>
+      <w:r>
+        <w:t xml:space="preserve">the gateway’s evidence store skips them and records the exclusion. A</w:t>
+      </w:r>
+      <w:r>
+        <w:t xml:space="preserve"> </w:t>
+      </w:r>
+      <w:r>
+        <w:t xml:space="preserve">reader can verify every number from the committed prediction records</w:t>
+      </w:r>
+      <w:r>
+        <w:t xml:space="preserve"> </w:t>
+      </w:r>
+      <w:r>
+        <w:t xml:space="preserve">and prompt digests without a GPU. What no reader can do — and what the</w:t>
+      </w:r>
+      <w:r>
+        <w:t xml:space="preserve"> </w:t>
+      </w:r>
+      <w:r>
+        <w:t xml:space="preserve">system therefore does not do — is turn a 0.93 into a sentence about a</w:t>
+      </w:r>
+      <w:r>
+        <w:t xml:space="preserve"> </w:t>
+      </w:r>
+      <w:r>
+        <w:t xml:space="preserve">street.</w:t>
+      </w:r>
+    </w:p>
+    <w:bookmarkEnd w:id="27"/>
+    <w:bookmarkStart w:id="28" w:name="sec:incidents"/>
+    <w:p>
+      <w:pPr>
+        <w:pStyle w:val="Heading1"/>
+      </w:pPr>
+      <w:r>
+        <w:t xml:space="preserve">The Harness Catching Its Own System</w:t>
+      </w:r>
+    </w:p>
+    <w:p>
+      <w:pPr>
+        <w:pStyle w:val="FirstParagraph"/>
+      </w:pPr>
+      <w:r>
+        <w:t xml:space="preserve">Three preserved incidents are, we believe, the strongest evidence the</w:t>
+      </w:r>
+      <w:r>
+        <w:t xml:space="preserve"> </w:t>
+      </w:r>
+      <w:r>
+        <w:t xml:space="preserve">mechanism does real work.</w:t>
+      </w:r>
+    </w:p>
+    <w:p>
+      <w:pPr>
+        <w:pStyle w:val="BodyText"/>
+      </w:pPr>
+      <w:r>
+        <w:rPr>
+          <w:b/>
+          <w:bCs/>
+        </w:rPr>
+        <w:t xml:space="preserve">The publication boundary.</w:t>
+      </w:r>
+      <w:r>
+        <w:t xml:space="preserve"> </w:t>
+      </w:r>
+      <w:r>
+        <w:t xml:space="preserve">A parcel-level DINS file (18</w:t>
+      </w:r>
+      <w:r>
+        <w:t xml:space="preserve">,</w:t>
+      </w:r>
+      <w:r>
+        <w:t xml:space="preserve">428</w:t>
+      </w:r>
+      <w:r>
+        <w:t xml:space="preserve"> </w:t>
+      </w:r>
+      <w:r>
+        <w:t xml:space="preserve">points with per-structure damage) reached the public site through an</w:t>
+      </w:r>
+      <w:r>
+        <w:t xml:space="preserve"> </w:t>
+      </w:r>
+      <w:r>
+        <w:t xml:space="preserve">asset-copying script, violating four written statements in the</w:t>
+      </w:r>
+      <w:r>
+        <w:t xml:space="preserve"> </w:t>
+      </w:r>
+      <w:r>
+        <w:t xml:space="preserve">repository — while breaking zero policy rules, because the claim plane</w:t>
+      </w:r>
+      <w:r>
+        <w:t xml:space="preserve"> </w:t>
+      </w:r>
+      <w:r>
+        <w:t xml:space="preserve">governs what the agent</w:t>
+      </w:r>
+      <w:r>
+        <w:t xml:space="preserve"> </w:t>
+      </w:r>
+      <w:r>
+        <w:rPr>
+          <w:i/>
+          <w:iCs/>
+        </w:rPr>
+        <w:t xml:space="preserve">asserts</w:t>
+      </w:r>
+      <w:r>
+        <w:t xml:space="preserve"> </w:t>
+      </w:r>
+      <w:r>
+        <w:t xml:space="preserve">and nothing had asserted the file.</w:t>
+      </w:r>
+      <w:r>
+        <w:t xml:space="preserve"> </w:t>
+      </w:r>
+      <w:r>
+        <w:t xml:space="preserve">The fix was structural: a distribution plane in the same policy file,</w:t>
+      </w:r>
+      <w:r>
+        <w:t xml:space="preserve"> </w:t>
+      </w:r>
+      <w:r>
+        <w:t xml:space="preserve">a publication-boundary planner, and a CI gate that verifies the</w:t>
+      </w:r>
+      <w:r>
+        <w:t xml:space="preserve"> </w:t>
+      </w:r>
+      <w:r>
+        <w:t xml:space="preserve">assembled site; the public surface dropped from 30 files to 16. The</w:t>
+      </w:r>
+      <w:r>
+        <w:t xml:space="preserve"> </w:t>
+      </w:r>
+      <w:r>
+        <w:t xml:space="preserve">incident report is committed alongside the code it indicts.</w:t>
+      </w:r>
+    </w:p>
+    <w:p>
+      <w:pPr>
+        <w:pStyle w:val="BodyText"/>
+      </w:pPr>
+      <w:r>
+        <w:rPr>
+          <w:b/>
+          <w:bCs/>
+        </w:rPr>
+        <w:t xml:space="preserve">Citation by default, inverted.</w:t>
+      </w:r>
+      <w:r>
+        <w:t xml:space="preserve"> </w:t>
+      </w:r>
+      <w:r>
+        <w:t xml:space="preserve">The claim post-check originally</w:t>
+      </w:r>
+      <w:r>
+        <w:t xml:space="preserve"> </w:t>
+      </w:r>
+      <w:r>
+        <w:t xml:space="preserve">required citations only on sentences containing digits, so</w:t>
+      </w:r>
+      <w:r>
+        <w:t xml:space="preserve"> </w:t>
+      </w:r>
+      <w:r>
+        <w:t xml:space="preserve">“</w:t>
+      </w:r>
+      <w:r>
+        <w:rPr>
+          <w:i/>
+          <w:iCs/>
+        </w:rPr>
+        <w:t xml:space="preserve">Your neighborhood was not significantly affected</w:t>
+      </w:r>
+      <w:r>
+        <w:t xml:space="preserve">”</w:t>
+      </w:r>
+      <w:r>
+        <w:t xml:space="preserve"> </w:t>
+      </w:r>
+      <w:r>
+        <w:t xml:space="preserve">passed</w:t>
+      </w:r>
+      <w:r>
+        <w:t xml:space="preserve"> </w:t>
+      </w:r>
+      <w:r>
+        <w:t xml:space="preserve">uncited. The check was inverted to citation-by-default with a closed</w:t>
+      </w:r>
+      <w:r>
+        <w:t xml:space="preserve"> </w:t>
+      </w:r>
+      <w:r>
+        <w:t xml:space="preserve">exemption set; acceptance on a representative draft set fell from 9/13</w:t>
+      </w:r>
+      <w:r>
+        <w:t xml:space="preserve"> </w:t>
+      </w:r>
+      <w:r>
+        <w:t xml:space="preserve">to 7/13 sentences — the two newly refused sentences being exactly the</w:t>
+      </w:r>
+      <w:r>
+        <w:t xml:space="preserve"> </w:t>
+      </w:r>
+      <w:r>
+        <w:t xml:space="preserve">uncited reassurances a resident should not receive.</w:t>
+      </w:r>
+    </w:p>
+    <w:p>
+      <w:pPr>
+        <w:pStyle w:val="BodyText"/>
+      </w:pPr>
+      <w:r>
+        <w:rPr>
+          <w:b/>
+          <w:bCs/>
+        </w:rPr>
+        <w:t xml:space="preserve">The agent reading what the publisher withheld.</w:t>
+      </w:r>
+      <w:r>
+        <w:t xml:space="preserve"> </w:t>
+      </w:r>
+      <w:r>
+        <w:t xml:space="preserve">The gateway’s</w:t>
+      </w:r>
+      <w:r>
+        <w:t xml:space="preserve"> </w:t>
+      </w:r>
+      <w:r>
+        <w:t xml:space="preserve">evidence store loaded every event dossier and grid on disk, ignoring</w:t>
+      </w:r>
+      <w:r>
+        <w:t xml:space="preserve"> </w:t>
+      </w:r>
+      <w:r>
+        <w:t xml:space="preserve">both the</w:t>
+      </w:r>
+      <w:r>
+        <w:t xml:space="preserve"> </w:t>
+      </w:r>
+      <w:r>
+        <w:rPr>
+          <w:rStyle w:val="VerbatimChar"/>
+        </w:rPr>
+        <w:t xml:space="preserve">published_events</w:t>
+      </w:r>
+      <w:r>
+        <w:t xml:space="preserve"> </w:t>
+      </w:r>
+      <w:r>
+        <w:t xml:space="preserve">list and the</w:t>
+      </w:r>
+      <w:r>
+        <w:t xml:space="preserve"> </w:t>
+      </w:r>
+      <w:r>
+        <w:rPr>
+          <w:rStyle w:val="VerbatimChar"/>
+        </w:rPr>
+        <w:t xml:space="preserve">model_derived</w:t>
+      </w:r>
+      <w:r>
+        <w:t xml:space="preserve"> </w:t>
+      </w:r>
+      <w:r>
+        <w:t xml:space="preserve">flag. The first evaluation case written under</w:t>
+      </w:r>
+      <w:r>
+        <w:t xml:space="preserve"> </w:t>
+      </w:r>
+      <w:r>
+        <w:rPr>
+          <w:rStyle w:val="VerbatimChar"/>
+        </w:rPr>
+        <w:t xml:space="preserve">events/</w:t>
+      </w:r>
+      <w:r>
+        <w:t xml:space="preserve"> </w:t>
+      </w:r>
+      <w:r>
+        <w:t xml:space="preserve">— the</w:t>
+      </w:r>
+      <w:r>
+        <w:t xml:space="preserve"> </w:t>
+      </w:r>
+      <w:r>
+        <w:t xml:space="preserve">Palisades VLM run of Section 4 — would have been located by</w:t>
+      </w:r>
+      <w:r>
+        <w:t xml:space="preserve"> </w:t>
+      </w:r>
+      <w:r>
+        <w:t xml:space="preserve">point and its predictions cited as tile facts, and Milton’s model-graded</w:t>
+      </w:r>
+      <w:r>
+        <w:t xml:space="preserve"> </w:t>
+      </w:r>
+      <w:r>
+        <w:t xml:space="preserve">pair grid would have been served beside the human-labelled grid it is</w:t>
+      </w:r>
+      <w:r>
+        <w:t xml:space="preserve"> </w:t>
+      </w:r>
+      <w:r>
+        <w:t xml:space="preserve">evaluated against. The publication planner had excluded them; the agent</w:t>
+      </w:r>
+      <w:r>
+        <w:t xml:space="preserve"> </w:t>
+      </w:r>
+      <w:r>
+        <w:t xml:space="preserve">had not. The fix makes both planes publish from one list, has the store</w:t>
+      </w:r>
+      <w:r>
+        <w:t xml:space="preserve"> </w:t>
+      </w:r>
+      <w:r>
+        <w:t xml:space="preserve">skip model-derived products and record every exclusion, and refuses to</w:t>
+      </w:r>
+      <w:r>
+        <w:t xml:space="preserve"> </w:t>
+      </w:r>
+      <w:r>
+        <w:t xml:space="preserve">start a store over</w:t>
+      </w:r>
+      <w:r>
+        <w:t xml:space="preserve"> </w:t>
+      </w:r>
+      <w:r>
+        <w:t xml:space="preserve">“every event on disk”</w:t>
+      </w:r>
+      <w:r>
+        <w:t xml:space="preserve"> </w:t>
+      </w:r>
+      <w:r>
+        <w:t xml:space="preserve">as a misconfiguration rather</w:t>
+      </w:r>
+      <w:r>
+        <w:t xml:space="preserve"> </w:t>
+      </w:r>
+      <w:r>
+        <w:t xml:space="preserve">than a fallback (20 new tests). The pattern is the same as the first</w:t>
+      </w:r>
+      <w:r>
+        <w:t xml:space="preserve"> </w:t>
+      </w:r>
+      <w:r>
+        <w:t xml:space="preserve">incident: a constraint written in one place and enforced in another is</w:t>
+      </w:r>
+      <w:r>
+        <w:t xml:space="preserve"> </w:t>
+      </w:r>
+      <w:r>
+        <w:t xml:space="preserve">enforced nowhere.</w:t>
+      </w:r>
+    </w:p>
+    <w:bookmarkEnd w:id="28"/>
+    <w:bookmarkStart w:id="29" w:name="evaluation-environment"/>
+    <w:p>
+      <w:pPr>
+        <w:pStyle w:val="Heading1"/>
+      </w:pPr>
+      <w:r>
+        <w:t xml:space="preserve">Evaluation Environment</w:t>
+      </w:r>
+    </w:p>
+    <w:p>
+      <w:pPr>
+        <w:pStyle w:val="FirstParagraph"/>
+      </w:pPr>
+      <w:r>
+        <w:t xml:space="preserve">Following</w:t>
+      </w:r>
+      <w:r>
+        <w:t xml:space="preserve"> </w:t>
+      </w:r>
+      <w:r>
+        <w:t xml:space="preserve">[</w:t>
+      </w:r>
+      <w:hyperlink w:anchor="ref-yang2026accountable">
+        <w:r>
+          <w:rPr>
+            <w:rStyle w:val="Hyperlink"/>
+          </w:rPr>
+          <w:t xml:space="preserve">6</w:t>
+        </w:r>
+      </w:hyperlink>
+      <w:r>
+        <w:t xml:space="preserve">]</w:t>
+      </w:r>
+      <w:r>
         <w:t xml:space="preserve">, the test suite is designed as the</w:t>
       </w:r>
       <w:r>
@@ -2432,7 +4078,7 @@
         <w:t xml:space="preserve"> </w:t>
       </w:r>
       <w:r>
-        <w:t xml:space="preserve">301 Python tests and 67 app tests run in CI on every push, including a</w:t>
+        <w:t xml:space="preserve">363 Python tests and 67 app tests run in CI on every push, including a</w:t>
       </w:r>
       <w:r>
         <w:t xml:space="preserve"> </w:t>
@@ -2484,29 +4130,53 @@
         <w:t xml:space="preserve"> </w:t>
       </w:r>
       <w:r>
-        <w:t xml:space="preserve">envelopes, and the containment property test for content-free lookup</w:t>
-      </w:r>
-      <w:r>
-        <w:t xml:space="preserve"> </w:t>
-      </w:r>
-      <w:r>
-        <w:t xml:space="preserve">records. Anchor checks resolve every path-shaped reference in the</w:t>
-      </w:r>
-      <w:r>
-        <w:t xml:space="preserve"> </w:t>
-      </w:r>
-      <w:r>
-        <w:t xml:space="preserve">documentation against the repository, so the manual cannot silently rot.</w:t>
-      </w:r>
-      <w:r>
-        <w:t xml:space="preserve"> </w:t>
-      </w:r>
-      <w:r>
-        <w:t xml:space="preserve">Judges can run the environment in two commands from the README.</w:t>
-      </w:r>
-    </w:p>
-    <w:bookmarkEnd w:id="27"/>
-    <w:bookmarkStart w:id="28" w:name="related-work"/>
+        <w:t xml:space="preserve">envelopes, the containment property test for content-free lookup</w:t>
+      </w:r>
+      <w:r>
+        <w:t xml:space="preserve"> </w:t>
+      </w:r>
+      <w:r>
+        <w:t xml:space="preserve">records, the gateway-scope tests above, and the VLM stages’ parsing,</w:t>
+      </w:r>
+      <w:r>
+        <w:t xml:space="preserve"> </w:t>
+      </w:r>
+      <w:r>
+        <w:t xml:space="preserve">fail-closed and resume logic with the model call injected. Anchor checks</w:t>
+      </w:r>
+      <w:r>
+        <w:t xml:space="preserve"> </w:t>
+      </w:r>
+      <w:r>
+        <w:t xml:space="preserve">resolve every path-shaped reference in the documentation against the</w:t>
+      </w:r>
+      <w:r>
+        <w:t xml:space="preserve"> </w:t>
+      </w:r>
+      <w:r>
+        <w:t xml:space="preserve">repository, so the manual cannot silently rot. A CI check regenerates</w:t>
+      </w:r>
+      <w:r>
+        <w:t xml:space="preserve"> </w:t>
+      </w:r>
+      <w:r>
+        <w:t xml:space="preserve">the publication allowlist from the policy and fails on any drift, which</w:t>
+      </w:r>
+      <w:r>
+        <w:t xml:space="preserve"> </w:t>
+      </w:r>
+      <w:r>
+        <w:t xml:space="preserve">is how a hand edit cannot widen the public surface. Judges can run the</w:t>
+      </w:r>
+      <w:r>
+        <w:t xml:space="preserve"> </w:t>
+      </w:r>
+      <w:r>
+        <w:t xml:space="preserve">environment in two commands from the README.</w:t>
+      </w:r>
+    </w:p>
+    <w:bookmarkEnd w:id="29"/>
+    <w:bookmarkStart w:id="30" w:name="related-work"/>
     <w:p>
       <w:pPr>
         <w:pStyle w:val="Heading1"/>
@@ -2547,7 +4217,7 @@
           <w:rPr>
             <w:rStyle w:val="Hyperlink"/>
           </w:rPr>
-          <w:t xml:space="preserve">6</w:t>
+          <w:t xml:space="preserve">7</w:t>
         </w:r>
       </w:hyperlink>
       <w:r>
@@ -2566,13 +4236,57 @@
         <w:t xml:space="preserve"> </w:t>
       </w:r>
       <w:r>
-        <w:t xml:space="preserve">Operational platforms such as the Texas Disaster Information</w:t>
-      </w:r>
-      <w:r>
-        <w:t xml:space="preserve"> </w:t>
-      </w:r>
-      <w:r>
-        <w:t xml:space="preserve">System </w:t>
+        <w:t xml:space="preserve">RAPID </w:t>
+      </w:r>
+      <w:r>
+        <w:t xml:space="preserve">[</w:t>
+      </w:r>
+      <w:hyperlink w:anchor="ref-yang2026rapid">
+        <w:r>
+          <w:rPr>
+            <w:rStyle w:val="Hyperlink"/>
+          </w:rPr>
+          <w:t xml:space="preserve">5</w:t>
+        </w:r>
+      </w:hyperlink>
+      <w:r>
+        <w:t xml:space="preserve">]</w:t>
+      </w:r>
+      <w:r>
+        <w:t xml:space="preserve"> </w:t>
+      </w:r>
+      <w:r>
+        <w:t xml:space="preserve">shows that a multi-agent pipeline over closed</w:t>
+      </w:r>
+      <w:r>
+        <w:t xml:space="preserve"> </w:t>
+      </w:r>
+      <w:r>
+        <w:t xml:space="preserve">APIs can grade damage from imagery interpretably; we keep its prompts,</w:t>
+      </w:r>
+      <w:r>
+        <w:t xml:space="preserve"> </w:t>
+      </w:r>
+      <w:r>
+        <w:t xml:space="preserve">metric and acceptance rules as harness stages, replace the closed models</w:t>
+      </w:r>
+      <w:r>
+        <w:t xml:space="preserve"> </w:t>
+      </w:r>
+      <w:r>
+        <w:t xml:space="preserve">with open ones, and decline its LLM task planner, because a model</w:t>
+      </w:r>
+      <w:r>
+        <w:t xml:space="preserve"> </w:t>
+      </w:r>
+      <w:r>
+        <w:t xml:space="preserve">choosing which agents run conflicts with a policy plane. Operational</w:t>
+      </w:r>
+      <w:r>
+        <w:t xml:space="preserve"> </w:t>
+      </w:r>
+      <w:r>
+        <w:t xml:space="preserve">platforms such as the Texas Disaster Information System </w:t>
       </w:r>
       <w:r>
         <w:t xml:space="preserve">[</w:t>
@@ -2592,25 +4306,25 @@
         <w:t xml:space="preserve"> </w:t>
       </w:r>
       <w:r>
-        <w:t xml:space="preserve">field forecast-forward flash-flood impact and exposure summaries at</w:t>
-      </w:r>
-      <w:r>
-        <w:t xml:space="preserve"> </w:t>
-      </w:r>
-      <w:r>
-        <w:t xml:space="preserve">state scale; accountability there rests on interface disclaimers,</w:t>
-      </w:r>
-      <w:r>
-        <w:t xml:space="preserve"> </w:t>
-      </w:r>
-      <w:r>
-        <w:t xml:space="preserve">whereas RAY binds each sentence to a hashed artifact and a policy</w:t>
-      </w:r>
-      <w:r>
-        <w:t xml:space="preserve"> </w:t>
-      </w:r>
-      <w:r>
-        <w:t xml:space="preserve">rule. Global registries (EM-DAT </w:t>
+        <w:t xml:space="preserve">field forecast-forward impact summaries at state scale; accountability</w:t>
+      </w:r>
+      <w:r>
+        <w:t xml:space="preserve"> </w:t>
+      </w:r>
+      <w:r>
+        <w:t xml:space="preserve">there rests on interface disclaimers, whereas RAY binds each sentence to</w:t>
+      </w:r>
+      <w:r>
+        <w:t xml:space="preserve"> </w:t>
+      </w:r>
+      <w:r>
+        <w:t xml:space="preserve">a hashed artifact and a policy rule. Global registries</w:t>
+      </w:r>
+      <w:r>
+        <w:t xml:space="preserve"> </w:t>
+      </w:r>
+      <w:r>
+        <w:t xml:space="preserve">(EM-DAT </w:t>
       </w:r>
       <w:r>
         <w:t xml:space="preserve">[</w:t>
@@ -2644,29 +4358,29 @@
         <w:t xml:space="preserve">]</w:t>
       </w:r>
       <w:r>
-        <w:t xml:space="preserve">) record that events happened;</w:t>
-      </w:r>
-      <w:r>
-        <w:t xml:space="preserve"> </w:t>
-      </w:r>
-      <w:r>
-        <w:t xml:space="preserve">none carries, per row, what resolution of claim the evidence authorizes</w:t>
-      </w:r>
-      <w:r>
-        <w:t xml:space="preserve"> </w:t>
-      </w:r>
-      <w:r>
-        <w:t xml:space="preserve">or whether a reader may keep it — the two fields this system computes</w:t>
-      </w:r>
-      <w:r>
-        <w:t xml:space="preserve"> </w:t>
-      </w:r>
-      <w:r>
-        <w:t xml:space="preserve">for every artifact.</w:t>
-      </w:r>
-    </w:p>
-    <w:bookmarkEnd w:id="28"/>
-    <w:bookmarkStart w:id="29" w:name="limitations"/>
+        <w:t xml:space="preserve">) record that events</w:t>
+      </w:r>
+      <w:r>
+        <w:t xml:space="preserve"> </w:t>
+      </w:r>
+      <w:r>
+        <w:t xml:space="preserve">happened; none carries, per row, what resolution of claim the evidence</w:t>
+      </w:r>
+      <w:r>
+        <w:t xml:space="preserve"> </w:t>
+      </w:r>
+      <w:r>
+        <w:t xml:space="preserve">authorizes or whether a reader may keep it — the two fields this system</w:t>
+      </w:r>
+      <w:r>
+        <w:t xml:space="preserve"> </w:t>
+      </w:r>
+      <w:r>
+        <w:t xml:space="preserve">computes for every artifact.</w:t>
+      </w:r>
+    </w:p>
+    <w:bookmarkEnd w:id="30"/>
+    <w:bookmarkStart w:id="31" w:name="limitations"/>
     <w:p>
       <w:pPr>
         <w:pStyle w:val="Heading1"/>
@@ -2706,53 +4420,77 @@
         <w:t xml:space="preserve"> </w:t>
       </w:r>
       <w:r>
-        <w:t xml:space="preserve">hashes, and audit logs but not regenerate them. The agent gateway runs</w:t>
-      </w:r>
-      <w:r>
-        <w:t xml:space="preserve"> </w:t>
-      </w:r>
-      <w:r>
-        <w:t xml:space="preserve">locally (no hosted endpoint; no auth or rate limiting yet), so the</w:t>
-      </w:r>
-      <w:r>
-        <w:t xml:space="preserve"> </w:t>
-      </w:r>
-      <w:r>
-        <w:t xml:space="preserve">public demo ships without chat. The re-derivable regime is implemented</w:t>
-      </w:r>
-      <w:r>
-        <w:t xml:space="preserve"> </w:t>
-      </w:r>
-      <w:r>
-        <w:t xml:space="preserve">and tested against a stub but has never run against a live commercial</w:t>
-      </w:r>
-      <w:r>
-        <w:t xml:space="preserve"> </w:t>
-      </w:r>
-      <w:r>
-        <w:t xml:space="preserve">API. Inspection routing is not implemented. Nationwide coverage is</w:t>
-      </w:r>
-      <w:r>
-        <w:t xml:space="preserve"> </w:t>
-      </w:r>
-      <w:r>
-        <w:t xml:space="preserve">Tier-1 watch only; the app declares this boundary instead of smoothing</w:t>
-      </w:r>
-      <w:r>
-        <w:t xml:space="preserve"> </w:t>
-      </w:r>
-      <w:r>
-        <w:t xml:space="preserve">over it, which we consider a feature, but reviewers should not mistake</w:t>
-      </w:r>
-      <w:r>
-        <w:t xml:space="preserve"> </w:t>
-      </w:r>
-      <w:r>
-        <w:t xml:space="preserve">three deep cases for national analysis capability.</w:t>
-      </w:r>
-    </w:p>
-    <w:bookmarkEnd w:id="29"/>
-    <w:bookmarkStart w:id="30" w:name="acknowledgments"/>
+        <w:t xml:space="preserve">hashes, and audit logs but not regenerate them. The VLM results are one</w:t>
+      </w:r>
+      <w:r>
+        <w:t xml:space="preserve"> </w:t>
+      </w:r>
+      <w:r>
+        <w:t xml:space="preserve">pass at temperature zero on 4-bit quantised weights; a model digest pins</w:t>
+      </w:r>
+      <w:r>
+        <w:t xml:space="preserve"> </w:t>
+      </w:r>
+      <w:r>
+        <w:t xml:space="preserve">the weights, not the arithmetic, and 32B is the ceiling of a 24 GB card.</w:t>
+      </w:r>
+      <w:r>
+        <w:t xml:space="preserve"> </w:t>
+      </w:r>
+      <w:r>
+        <w:t xml:space="preserve">Milton and Eaton are seeded stratified samples, and the closed-model</w:t>
+      </w:r>
+      <w:r>
+        <w:t xml:space="preserve"> </w:t>
+      </w:r>
+      <w:r>
+        <w:t xml:space="preserve">reference for Milton was graded on a different 150-pair subset. The agent</w:t>
+      </w:r>
+      <w:r>
+        <w:t xml:space="preserve"> </w:t>
+      </w:r>
+      <w:r>
+        <w:t xml:space="preserve">gateway runs locally (no hosted endpoint; no auth or rate limiting yet),</w:t>
+      </w:r>
+      <w:r>
+        <w:t xml:space="preserve"> </w:t>
+      </w:r>
+      <w:r>
+        <w:t xml:space="preserve">so the public demo ships without chat. The re-derivable regime is</w:t>
+      </w:r>
+      <w:r>
+        <w:t xml:space="preserve"> </w:t>
+      </w:r>
+      <w:r>
+        <w:t xml:space="preserve">implemented and tested against a stub but has never run against a live</w:t>
+      </w:r>
+      <w:r>
+        <w:t xml:space="preserve"> </w:t>
+      </w:r>
+      <w:r>
+        <w:t xml:space="preserve">commercial API. Nationwide coverage is Tier-1 watch only; the app</w:t>
+      </w:r>
+      <w:r>
+        <w:t xml:space="preserve"> </w:t>
+      </w:r>
+      <w:r>
+        <w:t xml:space="preserve">declares this boundary instead of smoothing over it, which we consider a</w:t>
+      </w:r>
+      <w:r>
+        <w:t xml:space="preserve"> </w:t>
+      </w:r>
+      <w:r>
+        <w:t xml:space="preserve">feature, but reviewers should not mistake three deep cases for national</w:t>
+      </w:r>
+      <w:r>
+        <w:t xml:space="preserve"> </w:t>
+      </w:r>
+      <w:r>
+        <w:t xml:space="preserve">analysis capability.</w:t>
+      </w:r>
+    </w:p>
+    <w:bookmarkEnd w:id="31"/>
+    <w:bookmarkStart w:id="32" w:name="acknowledgments"/>
     <w:p>
       <w:pPr>
         <w:pStyle w:val="Heading1"/>
@@ -2775,8 +4513,8 @@
         <w:t xml:space="preserve">forecasting or warning service.</w:t>
       </w:r>
     </w:p>
-    <w:bookmarkEnd w:id="30"/>
-    <w:bookmarkStart w:id="43" w:name="bibliography"/>
+    <w:bookmarkEnd w:id="32"/>
+    <w:bookmarkStart w:id="47" w:name="bibliography"/>
     <w:p>
       <w:pPr>
         <w:pStyle w:val="Heading1"/>
@@ -2785,8 +4523,8 @@
         <w:t xml:space="preserve">References</w:t>
       </w:r>
     </w:p>
-    <w:bookmarkStart w:id="42" w:name="refs"/>
-    <w:bookmarkStart w:id="32" w:name="ref-delforge2025emdat"/>
+    <w:bookmarkStart w:id="46" w:name="refs"/>
+    <w:bookmarkStart w:id="34" w:name="ref-delforge2025emdat"/>
     <w:p>
       <w:pPr>
         <w:pStyle w:val="Bibliography"/>
@@ -2825,7 +4563,7 @@
       <w:r>
         <w:t xml:space="preserve">. 124, (2025), 105509. https://doi.org/</w:t>
       </w:r>
-      <w:hyperlink r:id="rId31">
+      <w:hyperlink r:id="rId33">
         <w:r>
           <w:rPr>
             <w:rStyle w:val="Hyperlink"/>
@@ -2837,8 +4575,8 @@
         <w:t xml:space="preserve">.</w:t>
       </w:r>
     </w:p>
-    <w:bookmarkEnd w:id="32"/>
-    <w:bookmarkStart w:id="34" w:name="ref-gdacs"/>
+    <w:bookmarkEnd w:id="34"/>
+    <w:bookmarkStart w:id="36" w:name="ref-gdacs"/>
     <w:p>
       <w:pPr>
         <w:pStyle w:val="Bibliography"/>
@@ -2864,7 +4602,7 @@
       <w:r>
         <w:t xml:space="preserve"> </w:t>
       </w:r>
-      <w:hyperlink r:id="rId33">
+      <w:hyperlink r:id="rId35">
         <w:r>
           <w:rPr>
             <w:rStyle w:val="Hyperlink"/>
@@ -2876,8 +4614,8 @@
         <w:t xml:space="preserve">.</w:t>
       </w:r>
     </w:p>
-    <w:bookmarkEnd w:id="34"/>
-    <w:bookmarkStart w:id="36" w:name="ref-tdis2026"/>
+    <w:bookmarkEnd w:id="36"/>
+    <w:bookmarkStart w:id="38" w:name="ref-tdis2026"/>
     <w:p>
       <w:pPr>
         <w:pStyle w:val="Bibliography"/>
@@ -2903,7 +4641,7 @@
       <w:r>
         <w:t xml:space="preserve"> </w:t>
       </w:r>
-      <w:hyperlink r:id="rId35">
+      <w:hyperlink r:id="rId37">
         <w:r>
           <w:rPr>
             <w:rStyle w:val="Hyperlink"/>
@@ -2915,8 +4653,8 @@
         <w:t xml:space="preserve">.</w:t>
       </w:r>
     </w:p>
-    <w:bookmarkEnd w:id="36"/>
-    <w:bookmarkStart w:id="38" w:name="ref-li2023autonomous"/>
+    <w:bookmarkEnd w:id="38"/>
+    <w:bookmarkStart w:id="40" w:name="ref-li2023autonomous"/>
     <w:p>
       <w:pPr>
         <w:pStyle w:val="Bibliography"/>
@@ -2973,7 +4711,7 @@
       <w:r>
         <w:t xml:space="preserve">. 16, 2 (2023), 4668–4686. https://doi.org/</w:t>
       </w:r>
-      <w:hyperlink r:id="rId37">
+      <w:hyperlink r:id="rId39">
         <w:r>
           <w:rPr>
             <w:rStyle w:val="Hyperlink"/>
@@ -2985,8 +4723,8 @@
         <w:t xml:space="preserve">.</w:t>
       </w:r>
     </w:p>
-    <w:bookmarkEnd w:id="38"/>
-    <w:bookmarkStart w:id="39" w:name="ref-yang2026accountable"/>
+    <w:bookmarkEnd w:id="40"/>
+    <w:bookmarkStart w:id="42" w:name="ref-yang2026rapid"/>
     <w:p>
       <w:pPr>
         <w:pStyle w:val="Bibliography"/>
@@ -3001,6 +4739,45 @@
         <w:t xml:space="preserve">	</w:t>
       </w:r>
       <w:r>
+        <w:t xml:space="preserve">Yang, Y. et al. 2026.</w:t>
+      </w:r>
+      <w:r>
+        <w:t xml:space="preserve"> </w:t>
+      </w:r>
+      <w:hyperlink r:id="rId41">
+        <w:r>
+          <w:rPr>
+            <w:rStyle w:val="Hyperlink"/>
+          </w:rPr>
+          <w:t xml:space="preserve">RAPID</w:t>
+        </w:r>
+        <w:r>
+          <w:rPr>
+            <w:rStyle w:val="Hyperlink"/>
+          </w:rPr>
+          <w:t xml:space="preserve">: A reproducible multi-agent pipeline for interpretable disaster damage assessment from satellite and street-view imagery</w:t>
+        </w:r>
+      </w:hyperlink>
+      <w:r>
+        <w:t xml:space="preserve">.</w:t>
+      </w:r>
+    </w:p>
+    <w:bookmarkEnd w:id="42"/>
+    <w:bookmarkStart w:id="43" w:name="ref-yang2026accountable"/>
+    <w:p>
+      <w:pPr>
+        <w:pStyle w:val="Bibliography"/>
+      </w:pPr>
+      <w:r>
+        <w:t xml:space="preserve">[6]</w:t>
+      </w:r>
+      <w:r>
+        <w:t xml:space="preserve"> </w:t>
+      </w:r>
+      <w:r>
+        <w:t xml:space="preserve">	</w:t>
+      </w:r>
+      <w:r>
         <w:t xml:space="preserve">Yang, Y. and Zou, L. 2026. From autonomous</w:t>
       </w:r>
       <w:r>
@@ -3028,14 +4805,14 @@
         <w:t xml:space="preserve">agents: Verifiable evaluation environments and geospatial harness engineering.</w:t>
       </w:r>
     </w:p>
-    <w:bookmarkEnd w:id="39"/>
-    <w:bookmarkStart w:id="41" w:name="ref-zhang2024geogpt"/>
+    <w:bookmarkEnd w:id="43"/>
+    <w:bookmarkStart w:id="45" w:name="ref-zhang2024geogpt"/>
     <w:p>
       <w:pPr>
         <w:pStyle w:val="Bibliography"/>
       </w:pPr>
       <w:r>
-        <w:t xml:space="preserve">[6]</w:t>
+        <w:t xml:space="preserve">[7]</w:t>
       </w:r>
       <w:r>
         <w:t xml:space="preserve"> </w:t>
@@ -3068,7 +4845,7 @@
       <w:r>
         <w:t xml:space="preserve">. 131, (2024), 103976. https://doi.org/</w:t>
       </w:r>
-      <w:hyperlink r:id="rId40">
+      <w:hyperlink r:id="rId44">
         <w:r>
           <w:rPr>
             <w:rStyle w:val="Hyperlink"/>
@@ -3080,9 +4857,9 @@
         <w:t xml:space="preserve">.</w:t>
       </w:r>
     </w:p>
-    <w:bookmarkEnd w:id="41"/>
-    <w:bookmarkEnd w:id="42"/>
-    <w:bookmarkEnd w:id="43"/>
+    <w:bookmarkEnd w:id="45"/>
+    <w:bookmarkEnd w:id="46"/>
+    <w:bookmarkEnd w:id="47"/>
     <w:sectPr>
       <w:footnotePr>
         <w:numRestart w:val="eachSect"/>

--- a/paper/ray-resilience-oasis2026-draft.docx
+++ b/paper/ray-resilience-oasis2026-draft.docx
@@ -2249,7 +2249,7 @@
       </w:r>
     </w:p>
     <w:bookmarkEnd w:id="25"/>
-    <w:bookmarkStart w:id="27" w:name="sec:vlm"/>
+    <w:bookmarkStart w:id="36" w:name="sec:vlm"/>
     <w:p>
       <w:pPr>
         <w:pStyle w:val="Heading1"/>
@@ -2345,6 +2345,61 @@
       </w:r>
       <w:r>
         <w:t xml:space="preserve">, never as facts about places.</w:t>
+      </w:r>
+    </w:p>
+    <w:p>
+      <w:pPr>
+        <w:pStyle w:val="CaptionedFigure"/>
+      </w:pPr>
+      <w:r>
+        <w:drawing>
+          <wp:inline>
+            <wp:extent cx="5334000" cy="3235959"/>
+            <wp:effectExtent b="0" l="0" r="0" t="0"/>
+            <wp:docPr descr="" title="" id="27" name="Picture"/>
+            <a:graphic>
+              <a:graphicData uri="http://schemas.openxmlformats.org/drawingml/2006/picture">
+                <pic:pic>
+                  <pic:nvPicPr>
+                    <pic:cNvPr descr="figures/fig5_governed.png" id="28" name="Picture"/>
+                    <pic:cNvPicPr>
+                      <a:picLocks noChangeArrowheads="1" noChangeAspect="1"/>
+                    </pic:cNvPicPr>
+                  </pic:nvPicPr>
+                  <pic:blipFill>
+                    <a:blip r:embed="rId26"/>
+                    <a:stretch>
+                      <a:fillRect/>
+                    </a:stretch>
+                  </pic:blipFill>
+                  <pic:spPr bwMode="auto">
+                    <a:xfrm>
+                      <a:off x="0" y="0"/>
+                      <a:ext cx="5334000" cy="3235959"/>
+                    </a:xfrm>
+                    <a:prstGeom prst="rect">
+                      <a:avLst/>
+                    </a:prstGeom>
+                    <a:noFill/>
+                    <a:ln w="9525">
+                      <a:noFill/>
+                      <a:headEnd/>
+                      <a:tailEnd/>
+                    </a:ln>
+                  </pic:spPr>
+                </pic:pic>
+              </a:graphicData>
+            </a:graphic>
+          </wp:inline>
+        </w:drawing>
+      </w:r>
+    </w:p>
+    <w:p>
+      <w:pPr>
+        <w:pStyle w:val="ImageCaption"/>
+      </w:pPr>
+      <w:r>
+        <w:t xml:space="preserve">Figure 5. A model’s guess on its way to becoming evidence, and where it stops. Prompts are frozen by digest, every prediction is a record, the evaluation fails closed, and the resulting grid is flagged model-derived: the publication planner ships it as an evaluation, the claim plane has no rule that admits it, and the gateway’s evidence store skips it and records the exclusion.</w:t>
       </w:r>
     </w:p>
     <w:p>
@@ -2729,7 +2784,62 @@
         <w:t xml:space="preserve">.</w:t>
       </w:r>
     </w:p>
-    <w:bookmarkStart w:id="26" w:name="tab:vlm"/>
+    <w:p>
+      <w:pPr>
+        <w:pStyle w:val="CaptionedFigure"/>
+      </w:pPr>
+      <w:r>
+        <w:drawing>
+          <wp:inline>
+            <wp:extent cx="5334000" cy="3627119"/>
+            <wp:effectExtent b="0" l="0" r="0" t="0"/>
+            <wp:docPr descr="" title="" id="30" name="Picture"/>
+            <a:graphic>
+              <a:graphicData uri="http://schemas.openxmlformats.org/drawingml/2006/picture">
+                <pic:pic>
+                  <pic:nvPicPr>
+                    <pic:cNvPr descr="figures/fig6_results.png" id="31" name="Picture"/>
+                    <pic:cNvPicPr>
+                      <a:picLocks noChangeArrowheads="1" noChangeAspect="1"/>
+                    </pic:cNvPicPr>
+                  </pic:nvPicPr>
+                  <pic:blipFill>
+                    <a:blip r:embed="rId29"/>
+                    <a:stretch>
+                      <a:fillRect/>
+                    </a:stretch>
+                  </pic:blipFill>
+                  <pic:spPr bwMode="auto">
+                    <a:xfrm>
+                      <a:off x="0" y="0"/>
+                      <a:ext cx="5334000" cy="3627119"/>
+                    </a:xfrm>
+                    <a:prstGeom prst="rect">
+                      <a:avLst/>
+                    </a:prstGeom>
+                    <a:noFill/>
+                    <a:ln w="9525">
+                      <a:noFill/>
+                      <a:headEnd/>
+                      <a:tailEnd/>
+                    </a:ln>
+                  </pic:spPr>
+                </pic:pic>
+              </a:graphicData>
+            </a:graphic>
+          </wp:inline>
+        </w:drawing>
+      </w:r>
+    </w:p>
+    <w:p>
+      <w:pPr>
+        <w:pStyle w:val="ImageCaption"/>
+      </w:pPr>
+      <w:r>
+        <w:t xml:space="preserve">Figure 6. Six open VLMs against the 7B reference on the three cases (accuracy, with NCSE inside each bar) and seconds per sample. The hatched bar is the reference run; the dashed line is the closed model’s published accuracy from RAPID. Panels have different class counts and are not comparable with each other. Every value is read from the committed eval files.</w:t>
+      </w:r>
+    </w:p>
+    <w:bookmarkStart w:id="32" w:name="tab:vlm"/>
     <w:p>
       <w:pPr>
         <w:pStyle w:val="TableCaption"/>
@@ -3299,7 +3409,7 @@
         </w:tc>
       </w:tr>
     </w:tbl>
-    <w:bookmarkEnd w:id="26"/>
+    <w:bookmarkEnd w:id="32"/>
     <w:p>
       <w:pPr>
         <w:pStyle w:val="BodyText"/>
@@ -3632,6 +3742,61 @@
     </w:p>
     <w:p>
       <w:pPr>
+        <w:pStyle w:val="CaptionedFigure"/>
+      </w:pPr>
+      <w:r>
+        <w:drawing>
+          <wp:inline>
+            <wp:extent cx="5334000" cy="1955800"/>
+            <wp:effectExtent b="0" l="0" r="0" t="0"/>
+            <wp:docPr descr="" title="" id="34" name="Picture"/>
+            <a:graphic>
+              <a:graphicData uri="http://schemas.openxmlformats.org/drawingml/2006/picture">
+                <pic:pic>
+                  <pic:nvPicPr>
+                    <pic:cNvPr descr="figures/fig7_milton_bias.png" id="35" name="Picture"/>
+                    <pic:cNvPicPr>
+                      <a:picLocks noChangeArrowheads="1" noChangeAspect="1"/>
+                    </pic:cNvPicPr>
+                  </pic:nvPicPr>
+                  <pic:blipFill>
+                    <a:blip r:embed="rId33"/>
+                    <a:stretch>
+                      <a:fillRect/>
+                    </a:stretch>
+                  </pic:blipFill>
+                  <pic:spPr bwMode="auto">
+                    <a:xfrm>
+                      <a:off x="0" y="0"/>
+                      <a:ext cx="5334000" cy="1955800"/>
+                    </a:xfrm>
+                    <a:prstGeom prst="rect">
+                      <a:avLst/>
+                    </a:prstGeom>
+                    <a:noFill/>
+                    <a:ln w="9525">
+                      <a:noFill/>
+                      <a:headEnd/>
+                      <a:tailEnd/>
+                    </a:ln>
+                  </pic:spPr>
+                </pic:pic>
+              </a:graphicData>
+            </a:graphic>
+          </wp:inline>
+        </w:drawing>
+      </w:r>
+    </w:p>
+    <w:p>
+      <w:pPr>
+        <w:pStyle w:val="ImageCaption"/>
+      </w:pPr>
+      <w:r>
+        <w:t xml:space="preserve">Figure 7. Milton pre/post pairs: row-normalised confusion for every model. Each fails in its own fixed direction (qwen3-vl:32b toward Severe; gemma3:12b and mistral toward Moderate), so no vote across models would repair the change task. Unanswered pairs are counted in the panel title, not folded into a class.</w:t>
+      </w:r>
+    </w:p>
+    <w:p>
+      <w:pPr>
         <w:pStyle w:val="BodyText"/>
       </w:pPr>
       <w:r>
@@ -3702,8 +3867,8 @@
         <w:t xml:space="preserve">street.</w:t>
       </w:r>
     </w:p>
-    <w:bookmarkEnd w:id="27"/>
-    <w:bookmarkStart w:id="28" w:name="sec:incidents"/>
+    <w:bookmarkEnd w:id="36"/>
+    <w:bookmarkStart w:id="37" w:name="sec:incidents"/>
     <w:p>
       <w:pPr>
         <w:pStyle w:val="Heading1"/>
@@ -4031,8 +4196,8 @@
         <w:t xml:space="preserve">enforced nowhere.</w:t>
       </w:r>
     </w:p>
-    <w:bookmarkEnd w:id="28"/>
-    <w:bookmarkStart w:id="29" w:name="evaluation-environment"/>
+    <w:bookmarkEnd w:id="37"/>
+    <w:bookmarkStart w:id="38" w:name="evaluation-environment"/>
     <w:p>
       <w:pPr>
         <w:pStyle w:val="Heading1"/>
@@ -4175,8 +4340,8 @@
         <w:t xml:space="preserve">environment in two commands from the README.</w:t>
       </w:r>
     </w:p>
-    <w:bookmarkEnd w:id="29"/>
-    <w:bookmarkStart w:id="30" w:name="related-work"/>
+    <w:bookmarkEnd w:id="38"/>
+    <w:bookmarkStart w:id="39" w:name="related-work"/>
     <w:p>
       <w:pPr>
         <w:pStyle w:val="Heading1"/>
@@ -4379,8 +4544,8 @@
         <w:t xml:space="preserve">computes for every artifact.</w:t>
       </w:r>
     </w:p>
-    <w:bookmarkEnd w:id="30"/>
-    <w:bookmarkStart w:id="31" w:name="limitations"/>
+    <w:bookmarkEnd w:id="39"/>
+    <w:bookmarkStart w:id="40" w:name="limitations"/>
     <w:p>
       <w:pPr>
         <w:pStyle w:val="Heading1"/>
@@ -4489,8 +4654,8 @@
         <w:t xml:space="preserve">analysis capability.</w:t>
       </w:r>
     </w:p>
-    <w:bookmarkEnd w:id="31"/>
-    <w:bookmarkStart w:id="32" w:name="acknowledgments"/>
+    <w:bookmarkEnd w:id="40"/>
+    <w:bookmarkStart w:id="41" w:name="acknowledgments"/>
     <w:p>
       <w:pPr>
         <w:pStyle w:val="Heading1"/>
@@ -4513,8 +4678,8 @@
         <w:t xml:space="preserve">forecasting or warning service.</w:t>
       </w:r>
     </w:p>
-    <w:bookmarkEnd w:id="32"/>
-    <w:bookmarkStart w:id="47" w:name="bibliography"/>
+    <w:bookmarkEnd w:id="41"/>
+    <w:bookmarkStart w:id="56" w:name="bibliography"/>
     <w:p>
       <w:pPr>
         <w:pStyle w:val="Heading1"/>
@@ -4523,8 +4688,8 @@
         <w:t xml:space="preserve">References</w:t>
       </w:r>
     </w:p>
-    <w:bookmarkStart w:id="46" w:name="refs"/>
-    <w:bookmarkStart w:id="34" w:name="ref-delforge2025emdat"/>
+    <w:bookmarkStart w:id="55" w:name="refs"/>
+    <w:bookmarkStart w:id="43" w:name="ref-delforge2025emdat"/>
     <w:p>
       <w:pPr>
         <w:pStyle w:val="Bibliography"/>
@@ -4563,7 +4728,7 @@
       <w:r>
         <w:t xml:space="preserve">. 124, (2025), 105509. https://doi.org/</w:t>
       </w:r>
-      <w:hyperlink r:id="rId33">
+      <w:hyperlink r:id="rId42">
         <w:r>
           <w:rPr>
             <w:rStyle w:val="Hyperlink"/>
@@ -4575,8 +4740,8 @@
         <w:t xml:space="preserve">.</w:t>
       </w:r>
     </w:p>
-    <w:bookmarkEnd w:id="34"/>
-    <w:bookmarkStart w:id="36" w:name="ref-gdacs"/>
+    <w:bookmarkEnd w:id="43"/>
+    <w:bookmarkStart w:id="45" w:name="ref-gdacs"/>
     <w:p>
       <w:pPr>
         <w:pStyle w:val="Bibliography"/>
@@ -4602,7 +4767,7 @@
       <w:r>
         <w:t xml:space="preserve"> </w:t>
       </w:r>
-      <w:hyperlink r:id="rId35">
+      <w:hyperlink r:id="rId44">
         <w:r>
           <w:rPr>
             <w:rStyle w:val="Hyperlink"/>
@@ -4614,8 +4779,8 @@
         <w:t xml:space="preserve">.</w:t>
       </w:r>
     </w:p>
-    <w:bookmarkEnd w:id="36"/>
-    <w:bookmarkStart w:id="38" w:name="ref-tdis2026"/>
+    <w:bookmarkEnd w:id="45"/>
+    <w:bookmarkStart w:id="47" w:name="ref-tdis2026"/>
     <w:p>
       <w:pPr>
         <w:pStyle w:val="Bibliography"/>
@@ -4641,7 +4806,7 @@
       <w:r>
         <w:t xml:space="preserve"> </w:t>
       </w:r>
-      <w:hyperlink r:id="rId37">
+      <w:hyperlink r:id="rId46">
         <w:r>
           <w:rPr>
             <w:rStyle w:val="Hyperlink"/>
@@ -4653,8 +4818,8 @@
         <w:t xml:space="preserve">.</w:t>
       </w:r>
     </w:p>
-    <w:bookmarkEnd w:id="38"/>
-    <w:bookmarkStart w:id="40" w:name="ref-li2023autonomous"/>
+    <w:bookmarkEnd w:id="47"/>
+    <w:bookmarkStart w:id="49" w:name="ref-li2023autonomous"/>
     <w:p>
       <w:pPr>
         <w:pStyle w:val="Bibliography"/>
@@ -4711,7 +4876,7 @@
       <w:r>
         <w:t xml:space="preserve">. 16, 2 (2023), 4668–4686. https://doi.org/</w:t>
       </w:r>
-      <w:hyperlink r:id="rId39">
+      <w:hyperlink r:id="rId48">
         <w:r>
           <w:rPr>
             <w:rStyle w:val="Hyperlink"/>
@@ -4723,8 +4888,8 @@
         <w:t xml:space="preserve">.</w:t>
       </w:r>
     </w:p>
-    <w:bookmarkEnd w:id="40"/>
-    <w:bookmarkStart w:id="42" w:name="ref-yang2026rapid"/>
+    <w:bookmarkEnd w:id="49"/>
+    <w:bookmarkStart w:id="51" w:name="ref-yang2026rapid"/>
     <w:p>
       <w:pPr>
         <w:pStyle w:val="Bibliography"/>
@@ -4744,7 +4909,7 @@
       <w:r>
         <w:t xml:space="preserve"> </w:t>
       </w:r>
-      <w:hyperlink r:id="rId41">
+      <w:hyperlink r:id="rId50">
         <w:r>
           <w:rPr>
             <w:rStyle w:val="Hyperlink"/>
@@ -4762,8 +4927,8 @@
         <w:t xml:space="preserve">.</w:t>
       </w:r>
     </w:p>
-    <w:bookmarkEnd w:id="42"/>
-    <w:bookmarkStart w:id="43" w:name="ref-yang2026accountable"/>
+    <w:bookmarkEnd w:id="51"/>
+    <w:bookmarkStart w:id="52" w:name="ref-yang2026accountable"/>
     <w:p>
       <w:pPr>
         <w:pStyle w:val="Bibliography"/>
@@ -4805,8 +4970,8 @@
         <w:t xml:space="preserve">agents: Verifiable evaluation environments and geospatial harness engineering.</w:t>
       </w:r>
     </w:p>
-    <w:bookmarkEnd w:id="43"/>
-    <w:bookmarkStart w:id="45" w:name="ref-zhang2024geogpt"/>
+    <w:bookmarkEnd w:id="52"/>
+    <w:bookmarkStart w:id="54" w:name="ref-zhang2024geogpt"/>
     <w:p>
       <w:pPr>
         <w:pStyle w:val="Bibliography"/>
@@ -4845,7 +5010,7 @@
       <w:r>
         <w:t xml:space="preserve">. 131, (2024), 103976. https://doi.org/</w:t>
       </w:r>
-      <w:hyperlink r:id="rId44">
+      <w:hyperlink r:id="rId53">
         <w:r>
           <w:rPr>
             <w:rStyle w:val="Hyperlink"/>
@@ -4857,9 +5022,9 @@
         <w:t xml:space="preserve">.</w:t>
       </w:r>
     </w:p>
-    <w:bookmarkEnd w:id="45"/>
-    <w:bookmarkEnd w:id="46"/>
-    <w:bookmarkEnd w:id="47"/>
+    <w:bookmarkEnd w:id="54"/>
+    <w:bookmarkEnd w:id="55"/>
+    <w:bookmarkEnd w:id="56"/>
     <w:sectPr>
       <w:footnotePr>
         <w:numRestart w:val="eachSect"/>

--- a/paper/ray-resilience-oasis2026-draft.docx
+++ b/paper/ray-resilience-oasis2026-draft.docx
@@ -4359,13 +4359,61 @@
         <w:pStyle w:val="FirstParagraph"/>
       </w:pPr>
       <w:r>
-        <w:t xml:space="preserve">RAY is an MIT-licensed research prototype. It is not an official</w:t>
-      </w:r>
-      <w:r>
-        <w:t xml:space="preserve"> </w:t>
-      </w:r>
-      <w:r>
-        <w:t xml:space="preserve">forecasting or warning service.</w:t>
+        <w:t xml:space="preserve">RAY is an MIT-licensed research prototype; it is not an official</w:t>
+      </w:r>
+      <w:r>
+        <w:t xml:space="preserve"> </w:t>
+      </w:r>
+      <w:r>
+        <w:t xml:space="preserve">forecasting or warning service. This research is based on work supported</w:t>
+      </w:r>
+      <w:r>
+        <w:t xml:space="preserve"> </w:t>
+      </w:r>
+      <w:r>
+        <w:t xml:space="preserve">by the National Academies of Sciences, Engineering, and Medicine (NASEM)</w:t>
+      </w:r>
+      <w:r>
+        <w:t xml:space="preserve"> </w:t>
+      </w:r>
+      <w:r>
+        <w:t xml:space="preserve">under the Gulf Research Program (Award Nos. SCON-10000653 and</w:t>
+      </w:r>
+      <w:r>
+        <w:t xml:space="preserve"> </w:t>
+      </w:r>
+      <w:r>
+        <w:t xml:space="preserve">SCON-10001536) and by the U.S. National Science Foundation (Award</w:t>
+      </w:r>
+      <w:r>
+        <w:t xml:space="preserve"> </w:t>
+      </w:r>
+      <w:r>
+        <w:t xml:space="preserve">No. 2318206). Any opinions, findings, and conclusions expressed here are</w:t>
+      </w:r>
+      <w:r>
+        <w:t xml:space="preserve"> </w:t>
+      </w:r>
+      <w:r>
+        <w:t xml:space="preserve">those of the authors and do not necessarily reflect the views of the</w:t>
+      </w:r>
+      <w:r>
+        <w:t xml:space="preserve"> </w:t>
+      </w:r>
+      <w:r>
+        <w:t xml:space="preserve">funders. The authors used Claude (Anthropic) to polish the language of</w:t>
+      </w:r>
+      <w:r>
+        <w:t xml:space="preserve"> </w:t>
+      </w:r>
+      <w:r>
+        <w:t xml:space="preserve">this manuscript; the system, analyses, and claims were designed, written,</w:t>
+      </w:r>
+      <w:r>
+        <w:t xml:space="preserve"> </w:t>
+      </w:r>
+      <w:r>
+        <w:t xml:space="preserve">and verified by the authors, who take full responsibility for the content.</w:t>
       </w:r>
     </w:p>
     <w:bookmarkEnd w:id="39"/>
